--- a/4.26Agile+Product+Portfolio218(1)(3) (1) (1).docx
+++ b/4.26Agile+Product+Portfolio218(1)(3) (1) (1).docx
@@ -148,6 +148,12 @@
             <w:insideH w:val="single" w:color="auto" w:sz="4" w:space="0"/>
             <w:insideV w:val="single" w:color="auto" w:sz="4" w:space="0"/>
           </w:tblBorders>
+          <w:tblCellMar>
+            <w:top w:w="0" w:type="dxa"/>
+            <w:left w:w="108" w:type="dxa"/>
+            <w:bottom w:w="0" w:type="dxa"/>
+            <w:right w:w="108" w:type="dxa"/>
+          </w:tblCellMar>
         </w:tblPrEx>
         <w:trPr>
           <w:trHeight w:val="269" w:hRule="atLeast"/>
@@ -2696,6 +2702,12 @@
             <w:insideH w:val="single" w:color="auto" w:sz="4" w:space="0"/>
             <w:insideV w:val="single" w:color="auto" w:sz="4" w:space="0"/>
           </w:tblBorders>
+          <w:tblCellMar>
+            <w:top w:w="0" w:type="dxa"/>
+            <w:left w:w="108" w:type="dxa"/>
+            <w:bottom w:w="0" w:type="dxa"/>
+            <w:right w:w="108" w:type="dxa"/>
+          </w:tblCellMar>
         </w:tblPrEx>
         <w:trPr>
           <w:trHeight w:val="3601" w:hRule="atLeast"/>
@@ -4068,6 +4080,15 @@
                 <w:lang w:val="en-US" w:eastAsia="zh-CN"/>
               </w:rPr>
             </w:pPr>
+            <w:r>
+              <w:rPr>
+                <w:rFonts w:hint="default"/>
+                <w:sz w:val="20"/>
+                <w:szCs w:val="20"/>
+                <w:lang w:val="en-US" w:eastAsia="zh-CN"/>
+              </w:rPr>
+              <w:t>S4, S6, S7, S9</w:t>
+            </w:r>
           </w:p>
         </w:tc>
       </w:tr>
@@ -4123,8 +4144,10 @@
             <w:pPr>
               <w:jc w:val="center"/>
               <w:rPr>
-                <w:sz w:val="20"/>
-                <w:szCs w:val="20"/>
+                <w:rFonts w:hint="default" w:eastAsia="宋体"/>
+                <w:sz w:val="20"/>
+                <w:szCs w:val="20"/>
+                <w:lang w:val="en-US" w:eastAsia="zh-CN"/>
               </w:rPr>
             </w:pPr>
             <w:r>
@@ -4133,6 +4156,15 @@
                 <w:szCs w:val="20"/>
               </w:rPr>
               <w:t>S1</w:t>
+            </w:r>
+            <w:r>
+              <w:rPr>
+                <w:rFonts w:hint="eastAsia" w:eastAsia="宋体"/>
+                <w:sz w:val="20"/>
+                <w:szCs w:val="20"/>
+                <w:lang w:val="en-US" w:eastAsia="zh-CN"/>
+              </w:rPr>
+              <w:t>,S2</w:t>
             </w:r>
           </w:p>
         </w:tc>
@@ -4150,6 +4182,16 @@
                 <w:szCs w:val="20"/>
               </w:rPr>
             </w:pPr>
+            <w:r>
+              <w:rPr>
+                <w:rFonts w:hint="eastAsia"/>
+                <w:b w:val="0"/>
+                <w:bCs w:val="0"/>
+                <w:sz w:val="20"/>
+                <w:szCs w:val="20"/>
+              </w:rPr>
+              <w:t>S4, S6, S7, S9</w:t>
+            </w:r>
           </w:p>
         </w:tc>
       </w:tr>
@@ -4205,16 +4247,20 @@
             <w:pPr>
               <w:jc w:val="center"/>
               <w:rPr>
-                <w:sz w:val="20"/>
-                <w:szCs w:val="20"/>
-              </w:rPr>
-            </w:pPr>
-            <w:r>
-              <w:rPr>
-                <w:sz w:val="20"/>
-                <w:szCs w:val="20"/>
-              </w:rPr>
-              <w:t>S2</w:t>
+                <w:rFonts w:hint="eastAsia" w:eastAsia="宋体"/>
+                <w:sz w:val="20"/>
+                <w:szCs w:val="20"/>
+                <w:lang w:val="en-US" w:eastAsia="zh-CN"/>
+              </w:rPr>
+            </w:pPr>
+            <w:r>
+              <w:rPr>
+                <w:rFonts w:hint="eastAsia" w:eastAsia="宋体"/>
+                <w:sz w:val="20"/>
+                <w:szCs w:val="20"/>
+                <w:lang w:val="en-US" w:eastAsia="zh-CN"/>
+              </w:rPr>
+              <w:t>N</w:t>
             </w:r>
           </w:p>
         </w:tc>
@@ -4226,12 +4272,25 @@
             <w:pPr>
               <w:jc w:val="center"/>
               <w:rPr>
+                <w:rFonts w:hint="eastAsia" w:eastAsia="宋体"/>
                 <w:b/>
                 <w:bCs/>
                 <w:sz w:val="20"/>
                 <w:szCs w:val="20"/>
-              </w:rPr>
-            </w:pPr>
+                <w:lang w:val="en-US" w:eastAsia="zh-CN"/>
+              </w:rPr>
+            </w:pPr>
+            <w:r>
+              <w:rPr>
+                <w:rFonts w:hint="eastAsia" w:eastAsia="宋体"/>
+                <w:b w:val="0"/>
+                <w:bCs w:val="0"/>
+                <w:sz w:val="20"/>
+                <w:szCs w:val="20"/>
+                <w:lang w:val="en-US" w:eastAsia="zh-CN"/>
+              </w:rPr>
+              <w:t>N</w:t>
+            </w:r>
           </w:p>
         </w:tc>
       </w:tr>
@@ -4287,16 +4346,98 @@
             <w:pPr>
               <w:jc w:val="center"/>
               <w:rPr>
-                <w:sz w:val="20"/>
-                <w:szCs w:val="20"/>
-              </w:rPr>
-            </w:pPr>
-            <w:r>
-              <w:rPr>
-                <w:sz w:val="20"/>
-                <w:szCs w:val="20"/>
-              </w:rPr>
-              <w:t>Simplify UI</w:t>
+                <w:rFonts w:hint="eastAsia"/>
+                <w:sz w:val="20"/>
+                <w:szCs w:val="20"/>
+              </w:rPr>
+            </w:pPr>
+            <w:r>
+              <w:rPr>
+                <w:rFonts w:hint="eastAsia"/>
+                <w:sz w:val="20"/>
+                <w:szCs w:val="20"/>
+              </w:rPr>
+              <w:t>1. Simplify the user interface and optimize the accessibility design with large fonts and high contrast;</w:t>
+            </w:r>
+          </w:p>
+          <w:p>
+            <w:pPr>
+              <w:jc w:val="center"/>
+              <w:rPr>
+                <w:rFonts w:hint="eastAsia"/>
+                <w:sz w:val="20"/>
+                <w:szCs w:val="20"/>
+              </w:rPr>
+            </w:pPr>
+            <w:r>
+              <w:rPr>
+                <w:rFonts w:hint="eastAsia" w:eastAsia="宋体"/>
+                <w:sz w:val="20"/>
+                <w:szCs w:val="20"/>
+                <w:lang w:val="en-US" w:eastAsia="zh-CN"/>
+              </w:rPr>
+              <w:t>2</w:t>
+            </w:r>
+            <w:r>
+              <w:rPr>
+                <w:rFonts w:hint="eastAsia"/>
+                <w:sz w:val="20"/>
+                <w:szCs w:val="20"/>
+              </w:rPr>
+              <w:t>. Develop the core functions of caregivers, S6 and S9;</w:t>
+            </w:r>
+          </w:p>
+          <w:p>
+            <w:pPr>
+              <w:jc w:val="center"/>
+              <w:rPr>
+                <w:rFonts w:hint="eastAsia"/>
+                <w:sz w:val="20"/>
+                <w:szCs w:val="20"/>
+              </w:rPr>
+            </w:pPr>
+            <w:r>
+              <w:rPr>
+                <w:rFonts w:hint="eastAsia" w:eastAsia="宋体"/>
+                <w:sz w:val="20"/>
+                <w:szCs w:val="20"/>
+                <w:lang w:val="en-US" w:eastAsia="zh-CN"/>
+              </w:rPr>
+              <w:t>3</w:t>
+            </w:r>
+            <w:r>
+              <w:rPr>
+                <w:rFonts w:hint="eastAsia"/>
+                <w:sz w:val="20"/>
+                <w:szCs w:val="20"/>
+              </w:rPr>
+              <w:t>. Add the emergency assistance S4 and health summary S7 functions;</w:t>
+            </w:r>
+          </w:p>
+          <w:p>
+            <w:pPr>
+              <w:jc w:val="center"/>
+              <w:rPr>
+                <w:sz w:val="20"/>
+                <w:szCs w:val="20"/>
+              </w:rPr>
+            </w:pPr>
+            <w:r>
+              <w:rPr>
+                <w:rFonts w:hint="eastAsia" w:eastAsia="宋体"/>
+                <w:sz w:val="20"/>
+                <w:szCs w:val="20"/>
+                <w:lang w:val="en-US" w:eastAsia="zh-CN"/>
+              </w:rPr>
+              <w:t>4</w:t>
+            </w:r>
+            <w:r>
+              <w:rPr>
+                <w:rFonts w:hint="eastAsia"/>
+                <w:sz w:val="20"/>
+                <w:szCs w:val="20"/>
+              </w:rPr>
+              <w:t>. Improve the UML design model and supplement the test cases.</w:t>
             </w:r>
           </w:p>
         </w:tc>
@@ -5170,14 +5311,6 @@
               <w:gridCol w:w="114"/>
             </w:tblGrid>
             <w:tr>
-              <w:tblPrEx>
-                <w:tblCellMar>
-                  <w:top w:w="15" w:type="dxa"/>
-                  <w:left w:w="15" w:type="dxa"/>
-                  <w:bottom w:w="15" w:type="dxa"/>
-                  <w:right w:w="15" w:type="dxa"/>
-                </w:tblCellMar>
-              </w:tblPrEx>
               <w:trPr>
                 <w:trHeight w:val="9" w:hRule="exact"/>
                 <w:tblCellSpacing w:w="15" w:type="dxa"/>
@@ -5266,7 +5399,7 @@
         <w:tc>
           <w:tcPr>
             <w:tcW w:w="2436" w:type="dxa"/>
-            <w:shd w:val="clear"/>
+            <w:shd w:val="clear" w:color="auto" w:fill="auto"/>
             <w:vAlign w:val="center"/>
           </w:tcPr>
           <w:p>
@@ -5456,7 +5589,7 @@
         <w:tc>
           <w:tcPr>
             <w:tcW w:w="2436" w:type="dxa"/>
-            <w:shd w:val="clear"/>
+            <w:shd w:val="clear" w:color="auto" w:fill="auto"/>
             <w:vAlign w:val="center"/>
           </w:tcPr>
           <w:p>
@@ -5483,7 +5616,7 @@
         <w:tc>
           <w:tcPr>
             <w:tcW w:w="1856" w:type="dxa"/>
-            <w:shd w:val="clear"/>
+            <w:shd w:val="clear" w:color="auto" w:fill="auto"/>
             <w:vAlign w:val="center"/>
           </w:tcPr>
           <w:p>
@@ -5877,7 +6010,7 @@
         <w:tc>
           <w:tcPr>
             <w:tcW w:w="794" w:type="dxa"/>
-            <w:shd w:val="clear"/>
+            <w:shd w:val="clear" w:color="auto" w:fill="auto"/>
             <w:vAlign w:val="top"/>
           </w:tcPr>
           <w:p>
@@ -5904,7 +6037,7 @@
         <w:tc>
           <w:tcPr>
             <w:tcW w:w="2070" w:type="dxa"/>
-            <w:shd w:val="clear"/>
+            <w:shd w:val="clear" w:color="auto" w:fill="auto"/>
             <w:vAlign w:val="top"/>
           </w:tcPr>
           <w:p>
@@ -5953,7 +6086,7 @@
         <w:tc>
           <w:tcPr>
             <w:tcW w:w="2436" w:type="dxa"/>
-            <w:shd w:val="clear"/>
+            <w:shd w:val="clear" w:color="auto" w:fill="auto"/>
             <w:vAlign w:val="center"/>
           </w:tcPr>
           <w:p>
@@ -6016,7 +6149,7 @@
         <w:tc>
           <w:tcPr>
             <w:tcW w:w="794" w:type="dxa"/>
-            <w:shd w:val="clear"/>
+            <w:shd w:val="clear" w:color="auto" w:fill="auto"/>
             <w:vAlign w:val="top"/>
           </w:tcPr>
           <w:p>
@@ -6043,7 +6176,7 @@
         <w:tc>
           <w:tcPr>
             <w:tcW w:w="2070" w:type="dxa"/>
-            <w:shd w:val="clear"/>
+            <w:shd w:val="clear" w:color="auto" w:fill="auto"/>
             <w:vAlign w:val="top"/>
           </w:tcPr>
           <w:p>
@@ -6161,7 +6294,7 @@
         <w:tc>
           <w:tcPr>
             <w:tcW w:w="2436" w:type="dxa"/>
-            <w:shd w:val="clear"/>
+            <w:shd w:val="clear" w:color="auto" w:fill="auto"/>
             <w:vAlign w:val="center"/>
           </w:tcPr>
           <w:p>
@@ -6224,7 +6357,7 @@
         <w:tc>
           <w:tcPr>
             <w:tcW w:w="794" w:type="dxa"/>
-            <w:shd w:val="clear"/>
+            <w:shd w:val="clear" w:color="auto" w:fill="auto"/>
             <w:vAlign w:val="top"/>
           </w:tcPr>
           <w:p>
@@ -6251,7 +6384,7 @@
         <w:tc>
           <w:tcPr>
             <w:tcW w:w="2070" w:type="dxa"/>
-            <w:shd w:val="clear"/>
+            <w:shd w:val="clear" w:color="auto" w:fill="auto"/>
             <w:vAlign w:val="top"/>
           </w:tcPr>
           <w:p>
@@ -8521,7 +8654,7 @@
     <w:tbl>
       <w:tblPr>
         <w:tblStyle w:val="16"/>
-        <w:tblW w:w="0" w:type="auto"/>
+        <w:tblW w:w="9455" w:type="dxa"/>
         <w:tblInd w:w="0" w:type="dxa"/>
         <w:tblBorders>
           <w:top w:val="single" w:color="auto" w:sz="4" w:space="0"/>
@@ -8531,7 +8664,7 @@
           <w:insideH w:val="single" w:color="auto" w:sz="4" w:space="0"/>
           <w:insideV w:val="single" w:color="auto" w:sz="4" w:space="0"/>
         </w:tblBorders>
-        <w:tblLayout w:type="autofit"/>
+        <w:tblLayout w:type="fixed"/>
         <w:tblCellMar>
           <w:top w:w="0" w:type="dxa"/>
           <w:left w:w="108" w:type="dxa"/>
@@ -8540,12 +8673,12 @@
         </w:tblCellMar>
       </w:tblPr>
       <w:tblGrid>
-        <w:gridCol w:w="788"/>
-        <w:gridCol w:w="1963"/>
-        <w:gridCol w:w="2021"/>
-        <w:gridCol w:w="1186"/>
-        <w:gridCol w:w="1236"/>
-        <w:gridCol w:w="1786"/>
+        <w:gridCol w:w="549"/>
+        <w:gridCol w:w="3146"/>
+        <w:gridCol w:w="880"/>
+        <w:gridCol w:w="1067"/>
+        <w:gridCol w:w="1093"/>
+        <w:gridCol w:w="2720"/>
       </w:tblGrid>
       <w:tr>
         <w:tblPrEx>
@@ -8569,7 +8702,7 @@
         </w:trPr>
         <w:tc>
           <w:tcPr>
-            <w:tcW w:w="788" w:type="dxa"/>
+            <w:tcW w:w="549" w:type="dxa"/>
           </w:tcPr>
           <w:p>
             <w:pPr>
@@ -8594,7 +8727,7 @@
         </w:tc>
         <w:tc>
           <w:tcPr>
-            <w:tcW w:w="1963" w:type="dxa"/>
+            <w:tcW w:w="3146" w:type="dxa"/>
           </w:tcPr>
           <w:p>
             <w:pPr>
@@ -8619,7 +8752,7 @@
         </w:tc>
         <w:tc>
           <w:tcPr>
-            <w:tcW w:w="2021" w:type="dxa"/>
+            <w:tcW w:w="880" w:type="dxa"/>
           </w:tcPr>
           <w:p>
             <w:pPr>
@@ -8644,7 +8777,7 @@
         </w:tc>
         <w:tc>
           <w:tcPr>
-            <w:tcW w:w="1186" w:type="dxa"/>
+            <w:tcW w:w="1067" w:type="dxa"/>
           </w:tcPr>
           <w:p>
             <w:pPr>
@@ -8669,7 +8802,7 @@
         </w:tc>
         <w:tc>
           <w:tcPr>
-            <w:tcW w:w="1236" w:type="dxa"/>
+            <w:tcW w:w="1093" w:type="dxa"/>
           </w:tcPr>
           <w:p>
             <w:pPr>
@@ -8730,7 +8863,7 @@
         </w:tc>
         <w:tc>
           <w:tcPr>
-            <w:tcW w:w="1786" w:type="dxa"/>
+            <w:tcW w:w="2720" w:type="dxa"/>
           </w:tcPr>
           <w:p>
             <w:pPr>
@@ -8776,7 +8909,8 @@
         </w:trPr>
         <w:tc>
           <w:tcPr>
-            <w:tcW w:w="788" w:type="dxa"/>
+            <w:tcW w:w="549" w:type="dxa"/>
+            <w:vAlign w:val="top"/>
           </w:tcPr>
           <w:p>
             <w:pPr>
@@ -8797,62 +8931,204 @@
         </w:tc>
         <w:tc>
           <w:tcPr>
-            <w:tcW w:w="1963" w:type="dxa"/>
-          </w:tcPr>
-          <w:p>
-            <w:pPr>
-              <w:rPr>
-                <w:sz w:val="20"/>
-                <w:szCs w:val="20"/>
-              </w:rPr>
-            </w:pPr>
-          </w:p>
-        </w:tc>
-        <w:tc>
-          <w:tcPr>
-            <w:tcW w:w="2021" w:type="dxa"/>
-          </w:tcPr>
-          <w:p>
-            <w:pPr>
-              <w:rPr>
-                <w:sz w:val="20"/>
-                <w:szCs w:val="20"/>
-              </w:rPr>
-            </w:pPr>
-          </w:p>
-        </w:tc>
-        <w:tc>
-          <w:tcPr>
-            <w:tcW w:w="1186" w:type="dxa"/>
-          </w:tcPr>
-          <w:p>
-            <w:pPr>
-              <w:rPr>
-                <w:sz w:val="20"/>
-                <w:szCs w:val="20"/>
-              </w:rPr>
-            </w:pPr>
-          </w:p>
-        </w:tc>
-        <w:tc>
-          <w:tcPr>
-            <w:tcW w:w="1236" w:type="dxa"/>
-          </w:tcPr>
-          <w:p>
-            <w:pPr>
-              <w:rPr>
-                <w:sz w:val="20"/>
-                <w:szCs w:val="20"/>
-              </w:rPr>
-            </w:pPr>
-          </w:p>
-        </w:tc>
-        <w:tc>
-          <w:tcPr>
-            <w:tcW w:w="1786" w:type="dxa"/>
-          </w:tcPr>
-          <w:p>
-            <w:pPr>
+            <w:tcW w:w="3146" w:type="dxa"/>
+            <w:vAlign w:val="top"/>
+          </w:tcPr>
+          <w:p>
+            <w:pPr>
+              <w:jc w:val="center"/>
+              <w:rPr>
+                <w:sz w:val="20"/>
+                <w:szCs w:val="20"/>
+              </w:rPr>
+            </w:pPr>
+            <w:r>
+              <w:rPr>
+                <w:sz w:val="20"/>
+                <w:szCs w:val="20"/>
+              </w:rPr>
+              <w:t>Medication &amp; Activity Reminder</w:t>
+            </w:r>
+          </w:p>
+        </w:tc>
+        <w:tc>
+          <w:tcPr>
+            <w:tcW w:w="880" w:type="dxa"/>
+            <w:vAlign w:val="top"/>
+          </w:tcPr>
+          <w:p>
+            <w:pPr>
+              <w:jc w:val="center"/>
+              <w:rPr>
+                <w:sz w:val="20"/>
+                <w:szCs w:val="20"/>
+              </w:rPr>
+            </w:pPr>
+            <w:r>
+              <w:rPr>
+                <w:sz w:val="20"/>
+                <w:szCs w:val="20"/>
+              </w:rPr>
+              <w:t>10</w:t>
+            </w:r>
+          </w:p>
+        </w:tc>
+        <w:tc>
+          <w:tcPr>
+            <w:tcW w:w="1067" w:type="dxa"/>
+            <w:vAlign w:val="top"/>
+          </w:tcPr>
+          <w:p>
+            <w:pPr>
+              <w:jc w:val="center"/>
+              <w:rPr>
+                <w:sz w:val="20"/>
+                <w:szCs w:val="20"/>
+              </w:rPr>
+            </w:pPr>
+            <w:r>
+              <w:rPr>
+                <w:sz w:val="20"/>
+                <w:szCs w:val="20"/>
+              </w:rPr>
+              <w:t>12</w:t>
+            </w:r>
+          </w:p>
+        </w:tc>
+        <w:tc>
+          <w:tcPr>
+            <w:tcW w:w="1093" w:type="dxa"/>
+            <w:vAlign w:val="top"/>
+          </w:tcPr>
+          <w:p>
+            <w:pPr>
+              <w:jc w:val="center"/>
+              <w:rPr>
+                <w:sz w:val="20"/>
+                <w:szCs w:val="20"/>
+              </w:rPr>
+            </w:pPr>
+            <w:r>
+              <w:rPr>
+                <w:sz w:val="20"/>
+                <w:szCs w:val="20"/>
+              </w:rPr>
+              <w:t>DONE</w:t>
+            </w:r>
+          </w:p>
+        </w:tc>
+        <w:tc>
+          <w:tcPr>
+            <w:tcW w:w="2720" w:type="dxa"/>
+          </w:tcPr>
+          <w:tbl>
+            <w:tblPr>
+              <w:tblW w:w="6000" w:type="dxa"/>
+              <w:tblInd w:w="-101" w:type="dxa"/>
+              <w:tblBorders>
+                <w:top w:val="none" w:color="auto" w:sz="0" w:space="0"/>
+                <w:left w:val="none" w:color="auto" w:sz="0" w:space="0"/>
+                <w:bottom w:val="none" w:color="auto" w:sz="0" w:space="0"/>
+                <w:right w:val="none" w:color="auto" w:sz="0" w:space="0"/>
+                <w:insideH w:val="none" w:color="auto" w:sz="0" w:space="0"/>
+                <w:insideV w:val="none" w:color="auto" w:sz="0" w:space="0"/>
+              </w:tblBorders>
+              <w:shd w:val="clear"/>
+              <w:tblLayout w:type="fixed"/>
+              <w:tblCellMar>
+                <w:top w:w="15" w:type="dxa"/>
+                <w:left w:w="15" w:type="dxa"/>
+                <w:bottom w:w="15" w:type="dxa"/>
+                <w:right w:w="15" w:type="dxa"/>
+              </w:tblCellMar>
+            </w:tblPr>
+            <w:tblGrid>
+              <w:gridCol w:w="6000"/>
+            </w:tblGrid>
+            <w:tr>
+              <w:tblPrEx>
+                <w:tblBorders>
+                  <w:top w:val="none" w:color="auto" w:sz="0" w:space="0"/>
+                  <w:left w:val="none" w:color="auto" w:sz="0" w:space="0"/>
+                  <w:bottom w:val="none" w:color="auto" w:sz="0" w:space="0"/>
+                  <w:right w:val="none" w:color="auto" w:sz="0" w:space="0"/>
+                  <w:insideH w:val="none" w:color="auto" w:sz="0" w:space="0"/>
+                  <w:insideV w:val="none" w:color="auto" w:sz="0" w:space="0"/>
+                </w:tblBorders>
+                <w:shd w:val="clear"/>
+              </w:tblPrEx>
+              <w:trPr>
+                <w:trHeight w:val="468" w:hRule="atLeast"/>
+              </w:trPr>
+              <w:tc>
+                <w:tcPr>
+                  <w:tcW w:w="6000" w:type="dxa"/>
+                  <w:tcBorders>
+                    <w:top w:val="single" w:color="DEE0E3" w:sz="4" w:space="0"/>
+                    <w:left w:val="single" w:color="DEE0E3" w:sz="4" w:space="0"/>
+                    <w:bottom w:val="single" w:color="DEE0E3" w:sz="4" w:space="0"/>
+                    <w:right w:val="single" w:color="DEE0E3" w:sz="4" w:space="0"/>
+                  </w:tcBorders>
+                  <w:shd w:val="clear"/>
+                  <w:tcMar>
+                    <w:top w:w="96" w:type="dxa"/>
+                    <w:left w:w="96" w:type="dxa"/>
+                    <w:bottom w:w="96" w:type="dxa"/>
+                    <w:right w:w="96" w:type="dxa"/>
+                  </w:tcMar>
+                  <w:vAlign w:val="top"/>
+                </w:tcPr>
+                <w:p>
+                  <w:pPr>
+                    <w:jc w:val="both"/>
+                    <w:rPr>
+                      <w:rFonts w:hint="eastAsia"/>
+                      <w:sz w:val="20"/>
+                      <w:szCs w:val="20"/>
+                      <w:lang w:val="en-US" w:eastAsia="zh-CN"/>
+                    </w:rPr>
+                  </w:pPr>
+                  <w:r>
+                    <w:rPr>
+                      <w:sz w:val="20"/>
+                      <w:szCs w:val="20"/>
+                      <w:lang w:val="en-US" w:eastAsia="zh-CN"/>
+                    </w:rPr>
+                    <w:t>Chenghao Yuan</w:t>
+                  </w:r>
+                  <w:r>
+                    <w:rPr>
+                      <w:rFonts w:hint="eastAsia"/>
+                      <w:sz w:val="20"/>
+                      <w:szCs w:val="20"/>
+                      <w:lang w:val="en-US" w:eastAsia="zh-CN"/>
+                    </w:rPr>
+                    <w:t>，</w:t>
+                  </w:r>
+                  <w:r>
+                    <w:rPr>
+                      <w:sz w:val="20"/>
+                      <w:szCs w:val="20"/>
+                      <w:lang w:val="en-US" w:eastAsia="zh-CN"/>
+                    </w:rPr>
+                    <w:t>Xinyi Luan</w:t>
+                  </w:r>
+                </w:p>
+                <w:p>
+                  <w:pPr>
+                    <w:jc w:val="both"/>
+                    <w:rPr>
+                      <w:sz w:val="20"/>
+                      <w:szCs w:val="20"/>
+                    </w:rPr>
+                  </w:pPr>
+                </w:p>
+              </w:tc>
+            </w:tr>
+          </w:tbl>
+          <w:p>
+            <w:pPr>
+              <w:jc w:val="both"/>
               <w:rPr>
                 <w:sz w:val="20"/>
                 <w:szCs w:val="20"/>
@@ -8883,7 +9159,8 @@
         </w:trPr>
         <w:tc>
           <w:tcPr>
-            <w:tcW w:w="788" w:type="dxa"/>
+            <w:tcW w:w="549" w:type="dxa"/>
+            <w:vAlign w:val="top"/>
           </w:tcPr>
           <w:p>
             <w:pPr>
@@ -8904,65 +9181,138 @@
         </w:tc>
         <w:tc>
           <w:tcPr>
-            <w:tcW w:w="1963" w:type="dxa"/>
-          </w:tcPr>
-          <w:p>
-            <w:pPr>
-              <w:rPr>
-                <w:sz w:val="20"/>
-                <w:szCs w:val="20"/>
-              </w:rPr>
-            </w:pPr>
-          </w:p>
-        </w:tc>
-        <w:tc>
-          <w:tcPr>
-            <w:tcW w:w="2021" w:type="dxa"/>
-          </w:tcPr>
-          <w:p>
-            <w:pPr>
-              <w:rPr>
-                <w:sz w:val="20"/>
-                <w:szCs w:val="20"/>
-              </w:rPr>
-            </w:pPr>
-          </w:p>
-        </w:tc>
-        <w:tc>
-          <w:tcPr>
-            <w:tcW w:w="1186" w:type="dxa"/>
-          </w:tcPr>
-          <w:p>
-            <w:pPr>
-              <w:rPr>
-                <w:sz w:val="20"/>
-                <w:szCs w:val="20"/>
-              </w:rPr>
-            </w:pPr>
-          </w:p>
-        </w:tc>
-        <w:tc>
-          <w:tcPr>
-            <w:tcW w:w="1236" w:type="dxa"/>
-          </w:tcPr>
-          <w:p>
-            <w:pPr>
-              <w:rPr>
-                <w:sz w:val="20"/>
-                <w:szCs w:val="20"/>
-              </w:rPr>
-            </w:pPr>
-          </w:p>
-        </w:tc>
-        <w:tc>
-          <w:tcPr>
-            <w:tcW w:w="1786" w:type="dxa"/>
-          </w:tcPr>
-          <w:p>
-            <w:pPr>
-              <w:rPr>
-                <w:sz w:val="20"/>
-                <w:szCs w:val="20"/>
+            <w:tcW w:w="3146" w:type="dxa"/>
+            <w:vAlign w:val="top"/>
+          </w:tcPr>
+          <w:p>
+            <w:pPr>
+              <w:jc w:val="center"/>
+              <w:rPr>
+                <w:sz w:val="20"/>
+                <w:szCs w:val="20"/>
+              </w:rPr>
+            </w:pPr>
+            <w:r>
+              <w:rPr>
+                <w:sz w:val="20"/>
+                <w:szCs w:val="20"/>
+              </w:rPr>
+              <w:t>Record Daily Health Status</w:t>
+            </w:r>
+          </w:p>
+        </w:tc>
+        <w:tc>
+          <w:tcPr>
+            <w:tcW w:w="880" w:type="dxa"/>
+            <w:vAlign w:val="top"/>
+          </w:tcPr>
+          <w:p>
+            <w:pPr>
+              <w:jc w:val="center"/>
+              <w:rPr>
+                <w:sz w:val="20"/>
+                <w:szCs w:val="20"/>
+              </w:rPr>
+            </w:pPr>
+            <w:r>
+              <w:rPr>
+                <w:sz w:val="20"/>
+                <w:szCs w:val="20"/>
+              </w:rPr>
+              <w:t>10</w:t>
+            </w:r>
+          </w:p>
+        </w:tc>
+        <w:tc>
+          <w:tcPr>
+            <w:tcW w:w="1067" w:type="dxa"/>
+            <w:vAlign w:val="top"/>
+          </w:tcPr>
+          <w:p>
+            <w:pPr>
+              <w:jc w:val="center"/>
+              <w:rPr>
+                <w:sz w:val="20"/>
+                <w:szCs w:val="20"/>
+              </w:rPr>
+            </w:pPr>
+            <w:r>
+              <w:rPr>
+                <w:sz w:val="20"/>
+                <w:szCs w:val="20"/>
+              </w:rPr>
+              <w:t>11</w:t>
+            </w:r>
+          </w:p>
+        </w:tc>
+        <w:tc>
+          <w:tcPr>
+            <w:tcW w:w="1093" w:type="dxa"/>
+            <w:vAlign w:val="top"/>
+          </w:tcPr>
+          <w:p>
+            <w:pPr>
+              <w:jc w:val="center"/>
+              <w:rPr>
+                <w:sz w:val="20"/>
+                <w:szCs w:val="20"/>
+              </w:rPr>
+            </w:pPr>
+            <w:r>
+              <w:rPr>
+                <w:sz w:val="20"/>
+                <w:szCs w:val="20"/>
+              </w:rPr>
+              <w:t>DONE</w:t>
+            </w:r>
+          </w:p>
+        </w:tc>
+        <w:tc>
+          <w:tcPr>
+            <w:tcW w:w="2720" w:type="dxa"/>
+          </w:tcPr>
+          <w:p>
+            <w:pPr>
+              <w:jc w:val="both"/>
+              <w:rPr>
+                <w:sz w:val="20"/>
+                <w:szCs w:val="20"/>
+              </w:rPr>
+            </w:pPr>
+            <w:r>
+              <w:rPr>
+                <w:sz w:val="20"/>
+                <w:szCs w:val="20"/>
+                <w:lang w:val="en-US"/>
+              </w:rPr>
+              <w:t>Zhijie Guo</w:t>
+            </w:r>
+            <w:r>
+              <w:rPr>
+                <w:rFonts w:hint="eastAsia"/>
+                <w:sz w:val="20"/>
+                <w:szCs w:val="20"/>
+                <w:lang w:val="en-US" w:eastAsia="zh-CN"/>
+              </w:rPr>
+              <w:t>，</w:t>
+            </w:r>
+            <w:r>
+              <w:rPr>
+                <w:sz w:val="20"/>
+                <w:szCs w:val="20"/>
+                <w:lang w:val="en-US" w:eastAsia="zh-CN"/>
+              </w:rPr>
+              <w:t>Zhimian Zhao</w:t>
+            </w:r>
+          </w:p>
+          <w:p>
+            <w:pPr>
+              <w:jc w:val="both"/>
+              <w:rPr>
+                <w:rFonts w:hint="eastAsia"/>
+                <w:sz w:val="20"/>
+                <w:szCs w:val="20"/>
+                <w:lang w:eastAsia="zh-CN"/>
               </w:rPr>
             </w:pPr>
           </w:p>
@@ -8990,83 +9340,157 @@
         </w:trPr>
         <w:tc>
           <w:tcPr>
-            <w:tcW w:w="788" w:type="dxa"/>
-          </w:tcPr>
-          <w:p>
-            <w:pPr>
-              <w:jc w:val="center"/>
-              <w:rPr>
-                <w:sz w:val="20"/>
-                <w:szCs w:val="20"/>
-              </w:rPr>
-            </w:pPr>
-            <w:r>
-              <w:rPr>
-                <w:sz w:val="20"/>
-                <w:szCs w:val="20"/>
-              </w:rPr>
-              <w:t>S3</w:t>
-            </w:r>
-          </w:p>
-        </w:tc>
-        <w:tc>
-          <w:tcPr>
-            <w:tcW w:w="1963" w:type="dxa"/>
-          </w:tcPr>
-          <w:p>
-            <w:pPr>
-              <w:rPr>
-                <w:sz w:val="20"/>
-                <w:szCs w:val="20"/>
-              </w:rPr>
-            </w:pPr>
-          </w:p>
-        </w:tc>
-        <w:tc>
-          <w:tcPr>
-            <w:tcW w:w="2021" w:type="dxa"/>
-          </w:tcPr>
-          <w:p>
-            <w:pPr>
-              <w:rPr>
-                <w:sz w:val="20"/>
-                <w:szCs w:val="20"/>
-              </w:rPr>
-            </w:pPr>
-          </w:p>
-        </w:tc>
-        <w:tc>
-          <w:tcPr>
-            <w:tcW w:w="1186" w:type="dxa"/>
-          </w:tcPr>
-          <w:p>
-            <w:pPr>
-              <w:rPr>
-                <w:sz w:val="20"/>
-                <w:szCs w:val="20"/>
-              </w:rPr>
-            </w:pPr>
-          </w:p>
-        </w:tc>
-        <w:tc>
-          <w:tcPr>
-            <w:tcW w:w="1236" w:type="dxa"/>
-          </w:tcPr>
-          <w:p>
-            <w:pPr>
-              <w:rPr>
-                <w:sz w:val="20"/>
-                <w:szCs w:val="20"/>
-              </w:rPr>
-            </w:pPr>
-          </w:p>
-        </w:tc>
-        <w:tc>
-          <w:tcPr>
-            <w:tcW w:w="1786" w:type="dxa"/>
-          </w:tcPr>
-          <w:p>
-            <w:pPr>
+            <w:tcW w:w="549" w:type="dxa"/>
+            <w:vAlign w:val="top"/>
+          </w:tcPr>
+          <w:p>
+            <w:pPr>
+              <w:jc w:val="center"/>
+              <w:rPr>
+                <w:sz w:val="20"/>
+                <w:szCs w:val="20"/>
+              </w:rPr>
+            </w:pPr>
+            <w:r>
+              <w:rPr>
+                <w:sz w:val="20"/>
+                <w:szCs w:val="20"/>
+              </w:rPr>
+              <w:t>S4</w:t>
+            </w:r>
+          </w:p>
+        </w:tc>
+        <w:tc>
+          <w:tcPr>
+            <w:tcW w:w="3146" w:type="dxa"/>
+            <w:vAlign w:val="top"/>
+          </w:tcPr>
+          <w:p>
+            <w:pPr>
+              <w:jc w:val="center"/>
+              <w:rPr>
+                <w:sz w:val="20"/>
+                <w:szCs w:val="20"/>
+              </w:rPr>
+            </w:pPr>
+            <w:r>
+              <w:rPr>
+                <w:sz w:val="20"/>
+                <w:szCs w:val="20"/>
+              </w:rPr>
+              <w:t>Emergency Contact Button</w:t>
+            </w:r>
+          </w:p>
+        </w:tc>
+        <w:tc>
+          <w:tcPr>
+            <w:tcW w:w="880" w:type="dxa"/>
+            <w:vAlign w:val="top"/>
+          </w:tcPr>
+          <w:p>
+            <w:pPr>
+              <w:jc w:val="center"/>
+              <w:rPr>
+                <w:sz w:val="20"/>
+                <w:szCs w:val="20"/>
+              </w:rPr>
+            </w:pPr>
+            <w:r>
+              <w:rPr>
+                <w:sz w:val="20"/>
+                <w:szCs w:val="20"/>
+              </w:rPr>
+              <w:t>8</w:t>
+            </w:r>
+          </w:p>
+        </w:tc>
+        <w:tc>
+          <w:tcPr>
+            <w:tcW w:w="1067" w:type="dxa"/>
+            <w:vAlign w:val="top"/>
+          </w:tcPr>
+          <w:p>
+            <w:pPr>
+              <w:jc w:val="center"/>
+              <w:rPr>
+                <w:sz w:val="20"/>
+                <w:szCs w:val="20"/>
+              </w:rPr>
+            </w:pPr>
+            <w:r>
+              <w:rPr>
+                <w:sz w:val="20"/>
+                <w:szCs w:val="20"/>
+              </w:rPr>
+              <w:t>9</w:t>
+            </w:r>
+          </w:p>
+        </w:tc>
+        <w:tc>
+          <w:tcPr>
+            <w:tcW w:w="1093" w:type="dxa"/>
+            <w:vAlign w:val="top"/>
+          </w:tcPr>
+          <w:p>
+            <w:pPr>
+              <w:jc w:val="center"/>
+              <w:rPr>
+                <w:sz w:val="20"/>
+                <w:szCs w:val="20"/>
+              </w:rPr>
+            </w:pPr>
+            <w:r>
+              <w:rPr>
+                <w:sz w:val="20"/>
+                <w:szCs w:val="20"/>
+              </w:rPr>
+              <w:t>DONE</w:t>
+            </w:r>
+          </w:p>
+        </w:tc>
+        <w:tc>
+          <w:tcPr>
+            <w:tcW w:w="2720" w:type="dxa"/>
+          </w:tcPr>
+          <w:p>
+            <w:pPr>
+              <w:jc w:val="both"/>
+              <w:rPr>
+                <w:rFonts w:hint="eastAsia"/>
+                <w:sz w:val="20"/>
+                <w:szCs w:val="20"/>
+                <w:lang w:val="en-US" w:eastAsia="zh-CN"/>
+              </w:rPr>
+            </w:pPr>
+            <w:r>
+              <w:rPr>
+                <w:sz w:val="20"/>
+                <w:szCs w:val="20"/>
+                <w:lang w:val="en-US" w:eastAsia="zh-CN"/>
+              </w:rPr>
+              <w:t>Chenghao Yuan</w:t>
+            </w:r>
+            <w:r>
+              <w:rPr>
+                <w:rFonts w:hint="eastAsia"/>
+                <w:sz w:val="20"/>
+                <w:szCs w:val="20"/>
+                <w:lang w:val="en-US" w:eastAsia="zh-CN"/>
+              </w:rPr>
+              <w:t>，</w:t>
+            </w:r>
+            <w:r>
+              <w:rPr>
+                <w:sz w:val="20"/>
+                <w:szCs w:val="20"/>
+                <w:lang w:val="en-US" w:eastAsia="zh-CN"/>
+              </w:rPr>
+              <w:t>Saidi Fan</w:t>
+            </w:r>
+          </w:p>
+          <w:p>
+            <w:pPr>
+              <w:jc w:val="both"/>
               <w:rPr>
                 <w:sz w:val="20"/>
                 <w:szCs w:val="20"/>
@@ -9097,83 +9521,138 @@
         </w:trPr>
         <w:tc>
           <w:tcPr>
-            <w:tcW w:w="788" w:type="dxa"/>
-          </w:tcPr>
-          <w:p>
-            <w:pPr>
-              <w:jc w:val="center"/>
-              <w:rPr>
-                <w:sz w:val="20"/>
-                <w:szCs w:val="20"/>
-              </w:rPr>
-            </w:pPr>
-            <w:r>
-              <w:rPr>
-                <w:sz w:val="20"/>
-                <w:szCs w:val="20"/>
-              </w:rPr>
-              <w:t>S4</w:t>
-            </w:r>
-          </w:p>
-        </w:tc>
-        <w:tc>
-          <w:tcPr>
-            <w:tcW w:w="1963" w:type="dxa"/>
-          </w:tcPr>
-          <w:p>
-            <w:pPr>
-              <w:rPr>
-                <w:sz w:val="20"/>
-                <w:szCs w:val="20"/>
-              </w:rPr>
-            </w:pPr>
-          </w:p>
-        </w:tc>
-        <w:tc>
-          <w:tcPr>
-            <w:tcW w:w="2021" w:type="dxa"/>
-          </w:tcPr>
-          <w:p>
-            <w:pPr>
-              <w:rPr>
-                <w:sz w:val="20"/>
-                <w:szCs w:val="20"/>
-              </w:rPr>
-            </w:pPr>
-          </w:p>
-        </w:tc>
-        <w:tc>
-          <w:tcPr>
-            <w:tcW w:w="1186" w:type="dxa"/>
-          </w:tcPr>
-          <w:p>
-            <w:pPr>
-              <w:rPr>
-                <w:sz w:val="20"/>
-                <w:szCs w:val="20"/>
-              </w:rPr>
-            </w:pPr>
-          </w:p>
-        </w:tc>
-        <w:tc>
-          <w:tcPr>
-            <w:tcW w:w="1236" w:type="dxa"/>
-          </w:tcPr>
-          <w:p>
-            <w:pPr>
-              <w:rPr>
-                <w:sz w:val="20"/>
-                <w:szCs w:val="20"/>
-              </w:rPr>
-            </w:pPr>
-          </w:p>
-        </w:tc>
-        <w:tc>
-          <w:tcPr>
-            <w:tcW w:w="1786" w:type="dxa"/>
-          </w:tcPr>
-          <w:p>
-            <w:pPr>
+            <w:tcW w:w="549" w:type="dxa"/>
+            <w:vAlign w:val="top"/>
+          </w:tcPr>
+          <w:p>
+            <w:pPr>
+              <w:jc w:val="center"/>
+              <w:rPr>
+                <w:sz w:val="20"/>
+                <w:szCs w:val="20"/>
+              </w:rPr>
+            </w:pPr>
+            <w:r>
+              <w:rPr>
+                <w:sz w:val="20"/>
+                <w:szCs w:val="20"/>
+              </w:rPr>
+              <w:t>S6</w:t>
+            </w:r>
+          </w:p>
+        </w:tc>
+        <w:tc>
+          <w:tcPr>
+            <w:tcW w:w="3146" w:type="dxa"/>
+            <w:vAlign w:val="top"/>
+          </w:tcPr>
+          <w:p>
+            <w:pPr>
+              <w:jc w:val="center"/>
+              <w:rPr>
+                <w:sz w:val="20"/>
+                <w:szCs w:val="20"/>
+              </w:rPr>
+            </w:pPr>
+            <w:r>
+              <w:rPr>
+                <w:sz w:val="20"/>
+                <w:szCs w:val="20"/>
+              </w:rPr>
+              <w:t>View Daily Health &amp; Medication Status (Carer End)</w:t>
+            </w:r>
+          </w:p>
+        </w:tc>
+        <w:tc>
+          <w:tcPr>
+            <w:tcW w:w="880" w:type="dxa"/>
+            <w:vAlign w:val="top"/>
+          </w:tcPr>
+          <w:p>
+            <w:pPr>
+              <w:jc w:val="center"/>
+              <w:rPr>
+                <w:sz w:val="20"/>
+                <w:szCs w:val="20"/>
+              </w:rPr>
+            </w:pPr>
+            <w:r>
+              <w:rPr>
+                <w:sz w:val="20"/>
+                <w:szCs w:val="20"/>
+              </w:rPr>
+              <w:t>9</w:t>
+            </w:r>
+          </w:p>
+        </w:tc>
+        <w:tc>
+          <w:tcPr>
+            <w:tcW w:w="1067" w:type="dxa"/>
+            <w:vAlign w:val="top"/>
+          </w:tcPr>
+          <w:p>
+            <w:pPr>
+              <w:jc w:val="center"/>
+              <w:rPr>
+                <w:sz w:val="20"/>
+                <w:szCs w:val="20"/>
+              </w:rPr>
+            </w:pPr>
+            <w:r>
+              <w:rPr>
+                <w:sz w:val="20"/>
+                <w:szCs w:val="20"/>
+              </w:rPr>
+              <w:t>10</w:t>
+            </w:r>
+          </w:p>
+        </w:tc>
+        <w:tc>
+          <w:tcPr>
+            <w:tcW w:w="1093" w:type="dxa"/>
+            <w:vAlign w:val="top"/>
+          </w:tcPr>
+          <w:p>
+            <w:pPr>
+              <w:jc w:val="center"/>
+              <w:rPr>
+                <w:sz w:val="20"/>
+                <w:szCs w:val="20"/>
+              </w:rPr>
+            </w:pPr>
+            <w:r>
+              <w:rPr>
+                <w:sz w:val="20"/>
+                <w:szCs w:val="20"/>
+              </w:rPr>
+              <w:t>DONE</w:t>
+            </w:r>
+          </w:p>
+        </w:tc>
+        <w:tc>
+          <w:tcPr>
+            <w:tcW w:w="2720" w:type="dxa"/>
+          </w:tcPr>
+          <w:p>
+            <w:pPr>
+              <w:jc w:val="both"/>
+              <w:rPr>
+                <w:sz w:val="20"/>
+                <w:szCs w:val="20"/>
+              </w:rPr>
+            </w:pPr>
+            <w:r>
+              <w:rPr>
+                <w:sz w:val="20"/>
+                <w:szCs w:val="20"/>
+                <w:lang w:val="en-US" w:eastAsia="zh-CN"/>
+              </w:rPr>
+              <w:t>Chenghao Yuan</w:t>
+            </w:r>
+          </w:p>
+          <w:p>
+            <w:pPr>
+              <w:jc w:val="both"/>
               <w:rPr>
                 <w:sz w:val="20"/>
                 <w:szCs w:val="20"/>
@@ -9204,88 +9683,332 @@
         </w:trPr>
         <w:tc>
           <w:tcPr>
-            <w:tcW w:w="788" w:type="dxa"/>
-          </w:tcPr>
-          <w:p>
-            <w:pPr>
-              <w:jc w:val="center"/>
-              <w:rPr>
-                <w:sz w:val="20"/>
-                <w:szCs w:val="20"/>
-              </w:rPr>
-            </w:pPr>
-            <w:r>
-              <w:rPr>
-                <w:sz w:val="20"/>
-                <w:szCs w:val="20"/>
-              </w:rPr>
-              <w:t>S5</w:t>
-            </w:r>
-          </w:p>
-        </w:tc>
-        <w:tc>
-          <w:tcPr>
-            <w:tcW w:w="1963" w:type="dxa"/>
-          </w:tcPr>
-          <w:p>
-            <w:pPr>
-              <w:rPr>
-                <w:sz w:val="20"/>
-                <w:szCs w:val="20"/>
-              </w:rPr>
-            </w:pPr>
-          </w:p>
-        </w:tc>
-        <w:tc>
-          <w:tcPr>
-            <w:tcW w:w="2021" w:type="dxa"/>
-          </w:tcPr>
-          <w:p>
-            <w:pPr>
-              <w:rPr>
-                <w:sz w:val="20"/>
-                <w:szCs w:val="20"/>
-              </w:rPr>
-            </w:pPr>
-          </w:p>
-        </w:tc>
-        <w:tc>
-          <w:tcPr>
-            <w:tcW w:w="1186" w:type="dxa"/>
-          </w:tcPr>
-          <w:p>
-            <w:pPr>
-              <w:rPr>
-                <w:sz w:val="20"/>
-                <w:szCs w:val="20"/>
-              </w:rPr>
-            </w:pPr>
-          </w:p>
-        </w:tc>
-        <w:tc>
-          <w:tcPr>
-            <w:tcW w:w="1236" w:type="dxa"/>
-          </w:tcPr>
-          <w:p>
-            <w:pPr>
-              <w:rPr>
-                <w:sz w:val="20"/>
-                <w:szCs w:val="20"/>
-              </w:rPr>
-            </w:pPr>
-          </w:p>
-        </w:tc>
-        <w:tc>
-          <w:tcPr>
-            <w:tcW w:w="1786" w:type="dxa"/>
-          </w:tcPr>
-          <w:p>
-            <w:pPr>
-              <w:rPr>
-                <w:sz w:val="20"/>
-                <w:szCs w:val="20"/>
-              </w:rPr>
-            </w:pPr>
+            <w:tcW w:w="549" w:type="dxa"/>
+            <w:vAlign w:val="top"/>
+          </w:tcPr>
+          <w:p>
+            <w:pPr>
+              <w:jc w:val="center"/>
+              <w:rPr>
+                <w:sz w:val="20"/>
+                <w:szCs w:val="20"/>
+              </w:rPr>
+            </w:pPr>
+            <w:r>
+              <w:rPr>
+                <w:sz w:val="20"/>
+                <w:szCs w:val="20"/>
+              </w:rPr>
+              <w:t>S7</w:t>
+            </w:r>
+          </w:p>
+        </w:tc>
+        <w:tc>
+          <w:tcPr>
+            <w:tcW w:w="3146" w:type="dxa"/>
+            <w:vAlign w:val="top"/>
+          </w:tcPr>
+          <w:p>
+            <w:pPr>
+              <w:jc w:val="center"/>
+              <w:rPr>
+                <w:sz w:val="20"/>
+                <w:szCs w:val="20"/>
+              </w:rPr>
+            </w:pPr>
+            <w:r>
+              <w:rPr>
+                <w:sz w:val="20"/>
+                <w:szCs w:val="20"/>
+              </w:rPr>
+              <w:t>Weekly / Monthly Health Reports (Carer End)</w:t>
+            </w:r>
+          </w:p>
+        </w:tc>
+        <w:tc>
+          <w:tcPr>
+            <w:tcW w:w="880" w:type="dxa"/>
+            <w:vAlign w:val="top"/>
+          </w:tcPr>
+          <w:p>
+            <w:pPr>
+              <w:jc w:val="center"/>
+              <w:rPr>
+                <w:sz w:val="20"/>
+                <w:szCs w:val="20"/>
+              </w:rPr>
+            </w:pPr>
+            <w:r>
+              <w:rPr>
+                <w:sz w:val="20"/>
+                <w:szCs w:val="20"/>
+              </w:rPr>
+              <w:t>7</w:t>
+            </w:r>
+          </w:p>
+        </w:tc>
+        <w:tc>
+          <w:tcPr>
+            <w:tcW w:w="1067" w:type="dxa"/>
+            <w:vAlign w:val="top"/>
+          </w:tcPr>
+          <w:p>
+            <w:pPr>
+              <w:jc w:val="center"/>
+              <w:rPr>
+                <w:sz w:val="20"/>
+                <w:szCs w:val="20"/>
+              </w:rPr>
+            </w:pPr>
+            <w:r>
+              <w:rPr>
+                <w:sz w:val="20"/>
+                <w:szCs w:val="20"/>
+              </w:rPr>
+              <w:t>8</w:t>
+            </w:r>
+          </w:p>
+        </w:tc>
+        <w:tc>
+          <w:tcPr>
+            <w:tcW w:w="1093" w:type="dxa"/>
+            <w:vAlign w:val="top"/>
+          </w:tcPr>
+          <w:p>
+            <w:pPr>
+              <w:jc w:val="center"/>
+              <w:rPr>
+                <w:sz w:val="20"/>
+                <w:szCs w:val="20"/>
+              </w:rPr>
+            </w:pPr>
+            <w:r>
+              <w:rPr>
+                <w:sz w:val="20"/>
+                <w:szCs w:val="20"/>
+              </w:rPr>
+              <w:t>DONE</w:t>
+            </w:r>
+          </w:p>
+        </w:tc>
+        <w:tc>
+          <w:tcPr>
+            <w:tcW w:w="2720" w:type="dxa"/>
+          </w:tcPr>
+          <w:p>
+            <w:pPr>
+              <w:jc w:val="both"/>
+              <w:rPr>
+                <w:sz w:val="20"/>
+                <w:szCs w:val="20"/>
+              </w:rPr>
+            </w:pPr>
+            <w:r>
+              <w:rPr>
+                <w:sz w:val="20"/>
+                <w:szCs w:val="20"/>
+                <w:lang w:val="en-US" w:eastAsia="zh-CN"/>
+              </w:rPr>
+              <w:t>Zhimian Zhao</w:t>
+            </w:r>
+            <w:r>
+              <w:rPr>
+                <w:rFonts w:hint="eastAsia"/>
+                <w:sz w:val="20"/>
+                <w:szCs w:val="20"/>
+                <w:lang w:val="en-US" w:eastAsia="zh-CN"/>
+              </w:rPr>
+              <w:t>，</w:t>
+            </w:r>
+            <w:r>
+              <w:rPr>
+                <w:sz w:val="20"/>
+                <w:szCs w:val="20"/>
+                <w:lang w:val="en-US" w:eastAsia="zh-CN"/>
+              </w:rPr>
+              <w:t>Xinyi Luan</w:t>
+            </w:r>
+          </w:p>
+        </w:tc>
+      </w:tr>
+      <w:tr>
+        <w:tblPrEx>
+          <w:tblBorders>
+            <w:top w:val="single" w:color="auto" w:sz="4" w:space="0"/>
+            <w:left w:val="single" w:color="auto" w:sz="4" w:space="0"/>
+            <w:bottom w:val="single" w:color="auto" w:sz="4" w:space="0"/>
+            <w:right w:val="single" w:color="auto" w:sz="4" w:space="0"/>
+            <w:insideH w:val="single" w:color="auto" w:sz="4" w:space="0"/>
+            <w:insideV w:val="single" w:color="auto" w:sz="4" w:space="0"/>
+          </w:tblBorders>
+          <w:tblCellMar>
+            <w:top w:w="0" w:type="dxa"/>
+            <w:left w:w="108" w:type="dxa"/>
+            <w:bottom w:w="0" w:type="dxa"/>
+            <w:right w:w="108" w:type="dxa"/>
+          </w:tblCellMar>
+        </w:tblPrEx>
+        <w:trPr>
+          <w:trHeight w:val="234" w:hRule="atLeast"/>
+        </w:trPr>
+        <w:tc>
+          <w:tcPr>
+            <w:tcW w:w="549" w:type="dxa"/>
+            <w:vAlign w:val="top"/>
+          </w:tcPr>
+          <w:p>
+            <w:pPr>
+              <w:jc w:val="center"/>
+              <w:rPr>
+                <w:sz w:val="20"/>
+                <w:szCs w:val="20"/>
+              </w:rPr>
+            </w:pPr>
+            <w:r>
+              <w:rPr>
+                <w:sz w:val="20"/>
+                <w:szCs w:val="20"/>
+              </w:rPr>
+              <w:t>S9</w:t>
+            </w:r>
+          </w:p>
+        </w:tc>
+        <w:tc>
+          <w:tcPr>
+            <w:tcW w:w="3146" w:type="dxa"/>
+            <w:vAlign w:val="top"/>
+          </w:tcPr>
+          <w:p>
+            <w:pPr>
+              <w:jc w:val="center"/>
+              <w:rPr>
+                <w:sz w:val="20"/>
+                <w:szCs w:val="20"/>
+              </w:rPr>
+            </w:pPr>
+            <w:r>
+              <w:rPr>
+                <w:sz w:val="20"/>
+                <w:szCs w:val="20"/>
+              </w:rPr>
+              <w:t>Assist Medication Input (Carer End)</w:t>
+            </w:r>
+          </w:p>
+        </w:tc>
+        <w:tc>
+          <w:tcPr>
+            <w:tcW w:w="880" w:type="dxa"/>
+            <w:vAlign w:val="top"/>
+          </w:tcPr>
+          <w:p>
+            <w:pPr>
+              <w:jc w:val="center"/>
+              <w:rPr>
+                <w:sz w:val="20"/>
+                <w:szCs w:val="20"/>
+              </w:rPr>
+            </w:pPr>
+            <w:r>
+              <w:rPr>
+                <w:sz w:val="20"/>
+                <w:szCs w:val="20"/>
+              </w:rPr>
+              <w:t>9</w:t>
+            </w:r>
+          </w:p>
+        </w:tc>
+        <w:tc>
+          <w:tcPr>
+            <w:tcW w:w="1067" w:type="dxa"/>
+            <w:vAlign w:val="top"/>
+          </w:tcPr>
+          <w:p>
+            <w:pPr>
+              <w:jc w:val="center"/>
+              <w:rPr>
+                <w:sz w:val="20"/>
+                <w:szCs w:val="20"/>
+              </w:rPr>
+            </w:pPr>
+            <w:r>
+              <w:rPr>
+                <w:sz w:val="20"/>
+                <w:szCs w:val="20"/>
+              </w:rPr>
+              <w:t>10</w:t>
+            </w:r>
+          </w:p>
+        </w:tc>
+        <w:tc>
+          <w:tcPr>
+            <w:tcW w:w="1093" w:type="dxa"/>
+            <w:vAlign w:val="top"/>
+          </w:tcPr>
+          <w:p>
+            <w:pPr>
+              <w:jc w:val="center"/>
+              <w:rPr>
+                <w:sz w:val="20"/>
+                <w:szCs w:val="20"/>
+              </w:rPr>
+            </w:pPr>
+            <w:r>
+              <w:rPr>
+                <w:sz w:val="20"/>
+                <w:szCs w:val="20"/>
+              </w:rPr>
+              <w:t>DONE</w:t>
+            </w:r>
+          </w:p>
+        </w:tc>
+        <w:tc>
+          <w:tcPr>
+            <w:tcW w:w="2720" w:type="dxa"/>
+          </w:tcPr>
+          <w:p>
+            <w:pPr>
+              <w:jc w:val="both"/>
+              <w:rPr>
+                <w:rFonts w:hint="default"/>
+                <w:sz w:val="20"/>
+                <w:szCs w:val="20"/>
+                <w:lang w:val="en-US"/>
+              </w:rPr>
+            </w:pPr>
+            <w:r>
+              <w:rPr>
+                <w:sz w:val="20"/>
+                <w:szCs w:val="20"/>
+                <w:lang w:val="en-US" w:eastAsia="zh-CN"/>
+              </w:rPr>
+              <w:t>Saidi Fan</w:t>
+            </w:r>
+            <w:r>
+              <w:rPr>
+                <w:rFonts w:hint="eastAsia"/>
+                <w:sz w:val="20"/>
+                <w:szCs w:val="20"/>
+                <w:lang w:val="en-US" w:eastAsia="zh-CN"/>
+              </w:rPr>
+              <w:t>,</w:t>
+            </w:r>
+            <w:r>
+              <w:rPr>
+                <w:sz w:val="20"/>
+                <w:szCs w:val="20"/>
+                <w:lang w:val="en-US"/>
+              </w:rPr>
+              <w:t>Zhijie Guo</w:t>
+            </w:r>
+            <w:r>
+              <w:rPr>
+                <w:rFonts w:hint="eastAsia"/>
+                <w:sz w:val="20"/>
+                <w:szCs w:val="20"/>
+                <w:lang w:val="en-US" w:eastAsia="zh-CN"/>
+              </w:rPr>
+              <w:t>，</w:t>
+            </w:r>
           </w:p>
         </w:tc>
       </w:tr>
@@ -9325,8 +10048,6 @@
         </w:rPr>
         <w:t>Individual Contribution</w:t>
       </w:r>
-      <w:bookmarkStart w:id="0" w:name="_GoBack"/>
-      <w:bookmarkEnd w:id="0"/>
     </w:p>
     <w:p>
       <w:pPr>
@@ -9353,7 +10074,7 @@
           <w:insideH w:val="single" w:color="auto" w:sz="4" w:space="0"/>
           <w:insideV w:val="single" w:color="auto" w:sz="4" w:space="0"/>
         </w:tblBorders>
-        <w:tblLayout w:type="autofit"/>
+        <w:tblLayout w:type="fixed"/>
         <w:tblCellMar>
           <w:top w:w="0" w:type="dxa"/>
           <w:left w:w="108" w:type="dxa"/>
@@ -9362,11 +10083,11 @@
         </w:tblCellMar>
       </w:tblPr>
       <w:tblGrid>
-        <w:gridCol w:w="1803"/>
-        <w:gridCol w:w="1803"/>
-        <w:gridCol w:w="1803"/>
-        <w:gridCol w:w="1803"/>
-        <w:gridCol w:w="1804"/>
+        <w:gridCol w:w="989"/>
+        <w:gridCol w:w="2160"/>
+        <w:gridCol w:w="933"/>
+        <w:gridCol w:w="1653"/>
+        <w:gridCol w:w="3281"/>
       </w:tblGrid>
       <w:tr>
         <w:tblPrEx>
@@ -9387,7 +10108,7 @@
         </w:tblPrEx>
         <w:tc>
           <w:tcPr>
-            <w:tcW w:w="1803" w:type="dxa"/>
+            <w:tcW w:w="989" w:type="dxa"/>
           </w:tcPr>
           <w:p>
             <w:pPr>
@@ -9412,7 +10133,7 @@
         </w:tc>
         <w:tc>
           <w:tcPr>
-            <w:tcW w:w="1803" w:type="dxa"/>
+            <w:tcW w:w="2160" w:type="dxa"/>
           </w:tcPr>
           <w:p>
             <w:pPr>
@@ -9437,7 +10158,7 @@
         </w:tc>
         <w:tc>
           <w:tcPr>
-            <w:tcW w:w="1803" w:type="dxa"/>
+            <w:tcW w:w="933" w:type="dxa"/>
           </w:tcPr>
           <w:p>
             <w:pPr>
@@ -9462,7 +10183,7 @@
         </w:tc>
         <w:tc>
           <w:tcPr>
-            <w:tcW w:w="1803" w:type="dxa"/>
+            <w:tcW w:w="1653" w:type="dxa"/>
           </w:tcPr>
           <w:p>
             <w:pPr>
@@ -9487,7 +10208,7 @@
         </w:tc>
         <w:tc>
           <w:tcPr>
-            <w:tcW w:w="1804" w:type="dxa"/>
+            <w:tcW w:w="3281" w:type="dxa"/>
           </w:tcPr>
           <w:p>
             <w:pPr>
@@ -9530,109 +10251,1122 @@
         </w:tblPrEx>
         <w:tc>
           <w:tcPr>
-            <w:tcW w:w="1803" w:type="dxa"/>
-          </w:tcPr>
-          <w:p>
-            <w:pPr>
-              <w:rPr>
-                <w:sz w:val="20"/>
-                <w:szCs w:val="20"/>
-              </w:rPr>
-            </w:pPr>
-            <w:r>
-              <w:rPr>
-                <w:sz w:val="20"/>
-                <w:szCs w:val="20"/>
-              </w:rPr>
-              <w:t>StudentName_1</w:t>
-            </w:r>
-          </w:p>
-        </w:tc>
-        <w:tc>
-          <w:tcPr>
-            <w:tcW w:w="1803" w:type="dxa"/>
-          </w:tcPr>
-          <w:p>
-            <w:pPr>
-              <w:rPr>
-                <w:sz w:val="20"/>
-                <w:szCs w:val="20"/>
-              </w:rPr>
-            </w:pPr>
-            <w:r>
-              <w:rPr>
-                <w:sz w:val="20"/>
-                <w:szCs w:val="20"/>
-              </w:rPr>
-              <w:t>Backend</w:t>
-            </w:r>
-          </w:p>
-        </w:tc>
-        <w:tc>
-          <w:tcPr>
-            <w:tcW w:w="1803" w:type="dxa"/>
-          </w:tcPr>
-          <w:p>
-            <w:pPr>
-              <w:rPr>
-                <w:sz w:val="20"/>
-                <w:szCs w:val="20"/>
-              </w:rPr>
-            </w:pPr>
-            <w:r>
-              <w:rPr>
-                <w:sz w:val="20"/>
-                <w:szCs w:val="20"/>
-              </w:rPr>
-              <w:t>S1, S3</w:t>
-            </w:r>
-          </w:p>
-        </w:tc>
-        <w:tc>
-          <w:tcPr>
-            <w:tcW w:w="1803" w:type="dxa"/>
-          </w:tcPr>
-          <w:p>
-            <w:pPr>
-              <w:rPr>
-                <w:sz w:val="20"/>
-                <w:szCs w:val="20"/>
-              </w:rPr>
-            </w:pPr>
-            <w:r>
-              <w:rPr>
-                <w:sz w:val="20"/>
-                <w:szCs w:val="20"/>
-              </w:rPr>
-              <w:t xml:space="preserve">commit </w:t>
-            </w:r>
-            <w:r>
-              <w:rPr>
-                <w:rStyle w:val="20"/>
-                <w:rFonts w:eastAsiaTheme="majorEastAsia"/>
-              </w:rPr>
-              <w:t xml:space="preserve">a3f9c2, </w:t>
-            </w:r>
-            <w:r>
-              <w:rPr>
-                <w:rStyle w:val="20"/>
-                <w:rFonts w:ascii="Times New Roman" w:hAnsi="Times New Roman" w:cs="Times New Roman" w:eastAsiaTheme="majorEastAsia"/>
-              </w:rPr>
-              <w:t>D1</w:t>
-            </w:r>
-          </w:p>
-        </w:tc>
-        <w:tc>
-          <w:tcPr>
-            <w:tcW w:w="1804" w:type="dxa"/>
-          </w:tcPr>
-          <w:p>
-            <w:pPr>
-              <w:rPr>
-                <w:sz w:val="20"/>
-                <w:szCs w:val="20"/>
-              </w:rPr>
-            </w:pPr>
+            <w:tcW w:w="989" w:type="dxa"/>
+          </w:tcPr>
+          <w:p>
+            <w:pPr>
+              <w:rPr>
+                <w:sz w:val="20"/>
+                <w:szCs w:val="20"/>
+              </w:rPr>
+            </w:pPr>
+            <w:r>
+              <w:rPr>
+                <w:sz w:val="20"/>
+                <w:szCs w:val="20"/>
+              </w:rPr>
+              <w:t>Saidi Fan</w:t>
+            </w:r>
+          </w:p>
+        </w:tc>
+        <w:tc>
+          <w:tcPr>
+            <w:tcW w:w="2160" w:type="dxa"/>
+          </w:tcPr>
+          <w:p>
+            <w:pPr>
+              <w:rPr>
+                <w:sz w:val="20"/>
+                <w:szCs w:val="20"/>
+              </w:rPr>
+            </w:pPr>
+            <w:r>
+              <w:rPr>
+                <w:sz w:val="20"/>
+                <w:szCs w:val="20"/>
+              </w:rPr>
+              <w:t>Frontend Developer &amp; Accessibility Design Lead</w:t>
+            </w:r>
+          </w:p>
+        </w:tc>
+        <w:tc>
+          <w:tcPr>
+            <w:tcW w:w="933" w:type="dxa"/>
+          </w:tcPr>
+          <w:p>
+            <w:pPr>
+              <w:rPr>
+                <w:rFonts w:hint="default"/>
+                <w:sz w:val="20"/>
+                <w:szCs w:val="20"/>
+                <w:lang w:val="en-US" w:eastAsia="zh-CN"/>
+              </w:rPr>
+            </w:pPr>
+            <w:r>
+              <w:rPr>
+                <w:rFonts w:hint="eastAsia"/>
+                <w:sz w:val="20"/>
+                <w:szCs w:val="20"/>
+                <w:lang w:val="en-US" w:eastAsia="zh-CN"/>
+              </w:rPr>
+              <w:t>S4，S9</w:t>
+            </w:r>
+          </w:p>
+        </w:tc>
+        <w:tc>
+          <w:tcPr>
+            <w:tcW w:w="1653" w:type="dxa"/>
+          </w:tcPr>
+          <w:p>
+            <w:pPr>
+              <w:rPr>
+                <w:rFonts w:hint="eastAsia"/>
+                <w:sz w:val="20"/>
+                <w:szCs w:val="20"/>
+                <w:lang w:val="en-US" w:eastAsia="zh-CN"/>
+              </w:rPr>
+            </w:pPr>
+            <w:r>
+              <w:rPr>
+                <w:sz w:val="20"/>
+                <w:szCs w:val="20"/>
+              </w:rPr>
+              <w:t>Commit</w:t>
+            </w:r>
+            <w:r>
+              <w:rPr>
+                <w:rFonts w:hint="eastAsia"/>
+                <w:sz w:val="20"/>
+                <w:szCs w:val="20"/>
+                <w:lang w:val="en-US" w:eastAsia="zh-CN"/>
+              </w:rPr>
+              <w:t xml:space="preserve"> </w:t>
+            </w:r>
+            <w:r>
+              <w:rPr>
+                <w:sz w:val="20"/>
+                <w:szCs w:val="20"/>
+              </w:rPr>
+              <w:br w:type="textWrapping"/>
+            </w:r>
+            <w:r>
+              <w:rPr>
+                <w:sz w:val="20"/>
+                <w:szCs w:val="20"/>
+              </w:rPr>
+              <w:t>d8e8e94</w:t>
+            </w:r>
+            <w:r>
+              <w:rPr>
+                <w:rFonts w:hint="eastAsia"/>
+                <w:sz w:val="20"/>
+                <w:szCs w:val="20"/>
+                <w:lang w:eastAsia="zh-CN"/>
+              </w:rPr>
+              <w:t>，</w:t>
+            </w:r>
+            <w:r>
+              <w:rPr>
+                <w:sz w:val="20"/>
+                <w:szCs w:val="20"/>
+              </w:rPr>
+              <w:t>bfaf271</w:t>
+            </w:r>
+          </w:p>
+        </w:tc>
+        <w:tc>
+          <w:tcPr>
+            <w:tcW w:w="3281" w:type="dxa"/>
+          </w:tcPr>
+          <w:p>
+            <w:pPr>
+              <w:rPr>
+                <w:rFonts w:hint="eastAsia"/>
+                <w:sz w:val="20"/>
+                <w:szCs w:val="20"/>
+                <w:lang w:val="en-US" w:eastAsia="zh-CN"/>
+              </w:rPr>
+            </w:pPr>
+            <w:r>
+              <w:rPr>
+                <w:rFonts w:hint="eastAsia"/>
+                <w:sz w:val="20"/>
+                <w:szCs w:val="20"/>
+              </w:rPr>
+              <w:t>1. Add voice input function for daily health logs to reduce manual operation burden for elderly users; 2. Add adjustable font size and theme colour options to meet diverse eyesight needs</w:t>
+            </w:r>
+            <w:r>
+              <w:rPr>
+                <w:rFonts w:hint="eastAsia"/>
+                <w:sz w:val="20"/>
+                <w:szCs w:val="20"/>
+                <w:lang w:val="en-US" w:eastAsia="zh-CN"/>
+              </w:rPr>
+              <w:t>.</w:t>
+            </w:r>
+          </w:p>
+        </w:tc>
+      </w:tr>
+      <w:tr>
+        <w:tblPrEx>
+          <w:tblBorders>
+            <w:top w:val="single" w:color="auto" w:sz="4" w:space="0"/>
+            <w:left w:val="single" w:color="auto" w:sz="4" w:space="0"/>
+            <w:bottom w:val="single" w:color="auto" w:sz="4" w:space="0"/>
+            <w:right w:val="single" w:color="auto" w:sz="4" w:space="0"/>
+            <w:insideH w:val="single" w:color="auto" w:sz="4" w:space="0"/>
+            <w:insideV w:val="single" w:color="auto" w:sz="4" w:space="0"/>
+          </w:tblBorders>
+          <w:tblCellMar>
+            <w:top w:w="0" w:type="dxa"/>
+            <w:left w:w="108" w:type="dxa"/>
+            <w:bottom w:w="0" w:type="dxa"/>
+            <w:right w:w="108" w:type="dxa"/>
+          </w:tblCellMar>
+        </w:tblPrEx>
+        <w:tc>
+          <w:tcPr>
+            <w:tcW w:w="989" w:type="dxa"/>
+          </w:tcPr>
+          <w:p>
+            <w:pPr>
+              <w:jc w:val="both"/>
+              <w:rPr>
+                <w:sz w:val="20"/>
+                <w:szCs w:val="20"/>
+                <w:lang w:val="en-US" w:eastAsia="zh-CN"/>
+              </w:rPr>
+            </w:pPr>
+            <w:r>
+              <w:rPr>
+                <w:sz w:val="20"/>
+                <w:szCs w:val="20"/>
+                <w:lang w:val="en-US" w:eastAsia="zh-CN"/>
+              </w:rPr>
+              <w:t>Zhimian Zhao</w:t>
+            </w:r>
+          </w:p>
+          <w:p>
+            <w:pPr>
+              <w:jc w:val="both"/>
+              <w:rPr>
+                <w:sz w:val="20"/>
+                <w:szCs w:val="20"/>
+                <w:lang w:val="en-US" w:eastAsia="zh-CN"/>
+              </w:rPr>
+            </w:pPr>
+          </w:p>
+        </w:tc>
+        <w:tc>
+          <w:tcPr>
+            <w:tcW w:w="2160" w:type="dxa"/>
+          </w:tcPr>
+          <w:p>
+            <w:pPr>
+              <w:jc w:val="both"/>
+              <w:rPr>
+                <w:sz w:val="20"/>
+                <w:szCs w:val="20"/>
+                <w:lang w:val="en-US" w:eastAsia="zh-CN"/>
+              </w:rPr>
+            </w:pPr>
+            <w:r>
+              <w:rPr>
+                <w:sz w:val="20"/>
+                <w:szCs w:val="20"/>
+                <w:lang w:val="en-US" w:eastAsia="zh-CN"/>
+              </w:rPr>
+              <w:t>System Architect</w:t>
+            </w:r>
+          </w:p>
+        </w:tc>
+        <w:tc>
+          <w:tcPr>
+            <w:tcW w:w="933" w:type="dxa"/>
+          </w:tcPr>
+          <w:p>
+            <w:pPr>
+              <w:jc w:val="both"/>
+              <w:rPr>
+                <w:rFonts w:hint="default"/>
+                <w:sz w:val="20"/>
+                <w:szCs w:val="20"/>
+                <w:lang w:val="en-US" w:eastAsia="zh-CN"/>
+              </w:rPr>
+            </w:pPr>
+            <w:r>
+              <w:rPr>
+                <w:rFonts w:hint="eastAsia"/>
+                <w:sz w:val="20"/>
+                <w:szCs w:val="20"/>
+                <w:lang w:val="en-US" w:eastAsia="zh-CN"/>
+              </w:rPr>
+              <w:t>S2,S7</w:t>
+            </w:r>
+          </w:p>
+        </w:tc>
+        <w:tc>
+          <w:tcPr>
+            <w:tcW w:w="1653" w:type="dxa"/>
+          </w:tcPr>
+          <w:p>
+            <w:pPr>
+              <w:jc w:val="both"/>
+              <w:rPr>
+                <w:sz w:val="20"/>
+                <w:szCs w:val="20"/>
+                <w:lang w:val="en-US" w:eastAsia="zh-CN"/>
+              </w:rPr>
+            </w:pPr>
+            <w:r>
+              <w:rPr>
+                <w:sz w:val="20"/>
+                <w:szCs w:val="20"/>
+                <w:lang w:val="en-US" w:eastAsia="zh-CN"/>
+              </w:rPr>
+              <w:t>Commit</w:t>
+            </w:r>
+          </w:p>
+          <w:p>
+            <w:pPr>
+              <w:jc w:val="both"/>
+              <w:rPr>
+                <w:rFonts w:hint="eastAsia"/>
+                <w:sz w:val="20"/>
+                <w:szCs w:val="20"/>
+                <w:lang w:val="en-US" w:eastAsia="zh-CN"/>
+              </w:rPr>
+            </w:pPr>
+            <w:r>
+              <w:rPr>
+                <w:sz w:val="20"/>
+                <w:szCs w:val="20"/>
+                <w:lang w:val="en-US" w:eastAsia="zh-CN"/>
+              </w:rPr>
+              <w:fldChar w:fldCharType="begin"/>
+            </w:r>
+            <w:r>
+              <w:rPr>
+                <w:sz w:val="20"/>
+                <w:szCs w:val="20"/>
+                <w:lang w:val="en-US" w:eastAsia="zh-CN"/>
+              </w:rPr>
+              <w:instrText xml:space="preserve"> HYPERLINK "https://github.com/BUS-25/spirt1-2/commit/41cd939f226623e48e30ba70f2cc01bb2abfe600" </w:instrText>
+            </w:r>
+            <w:r>
+              <w:rPr>
+                <w:sz w:val="20"/>
+                <w:szCs w:val="20"/>
+                <w:lang w:val="en-US" w:eastAsia="zh-CN"/>
+              </w:rPr>
+              <w:fldChar w:fldCharType="separate"/>
+            </w:r>
+            <w:r>
+              <w:rPr>
+                <w:rFonts w:hint="default"/>
+                <w:sz w:val="20"/>
+                <w:szCs w:val="20"/>
+                <w:lang w:val="en-US" w:eastAsia="zh-CN"/>
+              </w:rPr>
+              <w:t>41cd939</w:t>
+            </w:r>
+            <w:r>
+              <w:rPr>
+                <w:rFonts w:hint="default"/>
+                <w:sz w:val="20"/>
+                <w:szCs w:val="20"/>
+                <w:lang w:val="en-US" w:eastAsia="zh-CN"/>
+              </w:rPr>
+              <w:fldChar w:fldCharType="end"/>
+            </w:r>
+            <w:r>
+              <w:rPr>
+                <w:rFonts w:hint="eastAsia"/>
+                <w:sz w:val="20"/>
+                <w:szCs w:val="20"/>
+                <w:lang w:val="en-US" w:eastAsia="zh-CN"/>
+              </w:rPr>
+              <w:t>,</w:t>
+            </w:r>
+          </w:p>
+          <w:p>
+            <w:pPr>
+              <w:jc w:val="both"/>
+              <w:rPr>
+                <w:rFonts w:hint="default"/>
+                <w:sz w:val="20"/>
+                <w:szCs w:val="20"/>
+                <w:lang w:val="en-US" w:eastAsia="zh-CN"/>
+              </w:rPr>
+            </w:pPr>
+            <w:r>
+              <w:rPr>
+                <w:rFonts w:hint="eastAsia"/>
+                <w:sz w:val="20"/>
+                <w:szCs w:val="20"/>
+                <w:lang w:val="en-US" w:eastAsia="zh-CN"/>
+              </w:rPr>
+              <w:t>a265030</w:t>
+            </w:r>
+          </w:p>
+        </w:tc>
+        <w:tc>
+          <w:tcPr>
+            <w:tcW w:w="3281" w:type="dxa"/>
+          </w:tcPr>
+          <w:p>
+            <w:pPr>
+              <w:jc w:val="both"/>
+              <w:rPr>
+                <w:rFonts w:hint="default"/>
+                <w:sz w:val="20"/>
+                <w:szCs w:val="20"/>
+                <w:lang w:val="en-US" w:eastAsia="zh-CN"/>
+              </w:rPr>
+            </w:pPr>
+            <w:r>
+              <w:rPr>
+                <w:rFonts w:hint="eastAsia"/>
+                <w:sz w:val="20"/>
+                <w:szCs w:val="20"/>
+                <w:lang w:val="en-US" w:eastAsia="zh-CN"/>
+              </w:rPr>
+              <w:t>1. Refine and develop the "Could" priority stories (S5, S8) to complete the one-tap call function; 2. Add data visualisation charts (e.g. line charts for blood pressure/heart rate trends) to make health summaries more intuitive.</w:t>
+            </w:r>
+          </w:p>
+        </w:tc>
+      </w:tr>
+      <w:tr>
+        <w:tblPrEx>
+          <w:tblBorders>
+            <w:top w:val="single" w:color="auto" w:sz="4" w:space="0"/>
+            <w:left w:val="single" w:color="auto" w:sz="4" w:space="0"/>
+            <w:bottom w:val="single" w:color="auto" w:sz="4" w:space="0"/>
+            <w:right w:val="single" w:color="auto" w:sz="4" w:space="0"/>
+            <w:insideH w:val="single" w:color="auto" w:sz="4" w:space="0"/>
+            <w:insideV w:val="single" w:color="auto" w:sz="4" w:space="0"/>
+          </w:tblBorders>
+          <w:tblCellMar>
+            <w:top w:w="0" w:type="dxa"/>
+            <w:left w:w="108" w:type="dxa"/>
+            <w:bottom w:w="0" w:type="dxa"/>
+            <w:right w:w="108" w:type="dxa"/>
+          </w:tblCellMar>
+        </w:tblPrEx>
+        <w:trPr>
+          <w:trHeight w:val="90" w:hRule="atLeast"/>
+        </w:trPr>
+        <w:tc>
+          <w:tcPr>
+            <w:tcW w:w="989" w:type="dxa"/>
+          </w:tcPr>
+          <w:p>
+            <w:pPr>
+              <w:jc w:val="both"/>
+              <w:rPr>
+                <w:sz w:val="20"/>
+                <w:szCs w:val="20"/>
+                <w:lang w:val="en-US" w:eastAsia="zh-CN"/>
+              </w:rPr>
+            </w:pPr>
+            <w:r>
+              <w:rPr>
+                <w:sz w:val="20"/>
+                <w:szCs w:val="20"/>
+                <w:lang w:val="en-US" w:eastAsia="zh-CN"/>
+              </w:rPr>
+              <w:t>Xinyi Luan</w:t>
+            </w:r>
+          </w:p>
+        </w:tc>
+        <w:tc>
+          <w:tcPr>
+            <w:tcW w:w="2160" w:type="dxa"/>
+          </w:tcPr>
+          <w:p>
+            <w:pPr>
+              <w:jc w:val="both"/>
+              <w:rPr>
+                <w:sz w:val="20"/>
+                <w:szCs w:val="20"/>
+                <w:lang w:val="en-US" w:eastAsia="zh-CN"/>
+              </w:rPr>
+            </w:pPr>
+            <w:r>
+              <w:rPr>
+                <w:rFonts w:hint="eastAsia"/>
+                <w:sz w:val="20"/>
+                <w:szCs w:val="20"/>
+                <w:lang w:val="en-US" w:eastAsia="zh-CN"/>
+              </w:rPr>
+              <w:t>Test &amp; QA Engineer, Document Manager</w:t>
+            </w:r>
+          </w:p>
+        </w:tc>
+        <w:tc>
+          <w:tcPr>
+            <w:tcW w:w="933" w:type="dxa"/>
+          </w:tcPr>
+          <w:p>
+            <w:pPr>
+              <w:jc w:val="both"/>
+              <w:rPr>
+                <w:rFonts w:hint="default"/>
+                <w:sz w:val="20"/>
+                <w:szCs w:val="20"/>
+                <w:lang w:val="en-US" w:eastAsia="zh-CN"/>
+              </w:rPr>
+            </w:pPr>
+            <w:r>
+              <w:rPr>
+                <w:rFonts w:hint="eastAsia"/>
+                <w:sz w:val="20"/>
+                <w:szCs w:val="20"/>
+                <w:lang w:val="en-US" w:eastAsia="zh-CN"/>
+              </w:rPr>
+              <w:t>S1,S7</w:t>
+            </w:r>
+          </w:p>
+        </w:tc>
+        <w:tc>
+          <w:tcPr>
+            <w:tcW w:w="1653" w:type="dxa"/>
+          </w:tcPr>
+          <w:p>
+            <w:pPr>
+              <w:jc w:val="both"/>
+              <w:rPr>
+                <w:sz w:val="20"/>
+                <w:szCs w:val="20"/>
+                <w:lang w:val="en-US" w:eastAsia="zh-CN"/>
+              </w:rPr>
+            </w:pPr>
+            <w:r>
+              <w:rPr>
+                <w:sz w:val="20"/>
+                <w:szCs w:val="20"/>
+                <w:lang w:val="en-US" w:eastAsia="zh-CN"/>
+              </w:rPr>
+              <w:t>Commit</w:t>
+            </w:r>
+          </w:p>
+          <w:p>
+            <w:pPr>
+              <w:jc w:val="both"/>
+              <w:rPr>
+                <w:rFonts w:hint="default"/>
+                <w:sz w:val="20"/>
+                <w:szCs w:val="20"/>
+                <w:lang w:val="en-US" w:eastAsia="zh-CN"/>
+              </w:rPr>
+            </w:pPr>
+            <w:r>
+              <w:rPr>
+                <w:sz w:val="20"/>
+                <w:szCs w:val="20"/>
+                <w:lang w:val="en-US" w:eastAsia="zh-CN"/>
+              </w:rPr>
+              <w:t>b43e59d</w:t>
+            </w:r>
+            <w:r>
+              <w:rPr>
+                <w:rFonts w:hint="eastAsia"/>
+                <w:sz w:val="20"/>
+                <w:szCs w:val="20"/>
+                <w:lang w:val="en-US" w:eastAsia="zh-CN"/>
+              </w:rPr>
+              <w:t>,</w:t>
+            </w:r>
+            <w:r>
+              <w:rPr>
+                <w:sz w:val="20"/>
+                <w:szCs w:val="20"/>
+                <w:lang w:val="en-US" w:eastAsia="zh-CN"/>
+              </w:rPr>
+              <w:fldChar w:fldCharType="begin"/>
+            </w:r>
+            <w:r>
+              <w:rPr>
+                <w:sz w:val="20"/>
+                <w:szCs w:val="20"/>
+                <w:lang w:val="en-US" w:eastAsia="zh-CN"/>
+              </w:rPr>
+              <w:instrText xml:space="preserve"> HYPERLINK "https://github.com/BUS-25/spirt1-2/commit/aaa8adbd5f489f2f33882d64f7522680de5661dc" </w:instrText>
+            </w:r>
+            <w:r>
+              <w:rPr>
+                <w:sz w:val="20"/>
+                <w:szCs w:val="20"/>
+                <w:lang w:val="en-US" w:eastAsia="zh-CN"/>
+              </w:rPr>
+              <w:fldChar w:fldCharType="separate"/>
+            </w:r>
+            <w:r>
+              <w:rPr>
+                <w:rFonts w:hint="default"/>
+                <w:sz w:val="20"/>
+                <w:szCs w:val="20"/>
+                <w:lang w:val="en-US" w:eastAsia="zh-CN"/>
+              </w:rPr>
+              <w:br w:type="textWrapping"/>
+            </w:r>
+            <w:r>
+              <w:rPr>
+                <w:rFonts w:hint="default"/>
+                <w:sz w:val="20"/>
+                <w:szCs w:val="20"/>
+                <w:lang w:val="en-US" w:eastAsia="zh-CN"/>
+              </w:rPr>
+              <w:t>aaa8adb</w:t>
+            </w:r>
+            <w:r>
+              <w:rPr>
+                <w:rFonts w:hint="default"/>
+                <w:sz w:val="20"/>
+                <w:szCs w:val="20"/>
+                <w:lang w:val="en-US" w:eastAsia="zh-CN"/>
+              </w:rPr>
+              <w:fldChar w:fldCharType="end"/>
+            </w:r>
+          </w:p>
+        </w:tc>
+        <w:tc>
+          <w:tcPr>
+            <w:tcW w:w="3281" w:type="dxa"/>
+          </w:tcPr>
+          <w:p>
+            <w:pPr>
+              <w:jc w:val="both"/>
+              <w:rPr>
+                <w:sz w:val="20"/>
+                <w:szCs w:val="20"/>
+                <w:lang w:val="en-US" w:eastAsia="zh-CN"/>
+              </w:rPr>
+            </w:pPr>
+            <w:r>
+              <w:rPr>
+                <w:sz w:val="20"/>
+                <w:szCs w:val="20"/>
+                <w:lang w:val="en-US" w:eastAsia="zh-CN"/>
+              </w:rPr>
+              <w:t>1. Add automated test scripts to replace partial manual tests, improving regression test efficiency;</w:t>
+            </w:r>
+            <w:r>
+              <w:rPr>
+                <w:rFonts w:hint="eastAsia"/>
+                <w:sz w:val="20"/>
+                <w:szCs w:val="20"/>
+                <w:lang w:val="en-US" w:eastAsia="zh-CN"/>
+              </w:rPr>
+              <w:t>2</w:t>
+            </w:r>
+            <w:r>
+              <w:rPr>
+                <w:sz w:val="20"/>
+                <w:szCs w:val="20"/>
+                <w:lang w:val="en-US" w:eastAsia="zh-CN"/>
+              </w:rPr>
+              <w:t>. Add abnormal scenario tests (e.g. network disconnection, invalid data input) to improve system robustness.</w:t>
+            </w:r>
+          </w:p>
+        </w:tc>
+      </w:tr>
+      <w:tr>
+        <w:tblPrEx>
+          <w:tblBorders>
+            <w:top w:val="single" w:color="auto" w:sz="4" w:space="0"/>
+            <w:left w:val="single" w:color="auto" w:sz="4" w:space="0"/>
+            <w:bottom w:val="single" w:color="auto" w:sz="4" w:space="0"/>
+            <w:right w:val="single" w:color="auto" w:sz="4" w:space="0"/>
+            <w:insideH w:val="single" w:color="auto" w:sz="4" w:space="0"/>
+            <w:insideV w:val="single" w:color="auto" w:sz="4" w:space="0"/>
+          </w:tblBorders>
+          <w:tblCellMar>
+            <w:top w:w="0" w:type="dxa"/>
+            <w:left w:w="108" w:type="dxa"/>
+            <w:bottom w:w="0" w:type="dxa"/>
+            <w:right w:w="108" w:type="dxa"/>
+          </w:tblCellMar>
+        </w:tblPrEx>
+        <w:tc>
+          <w:tcPr>
+            <w:tcW w:w="989" w:type="dxa"/>
+          </w:tcPr>
+          <w:p>
+            <w:pPr>
+              <w:rPr>
+                <w:rFonts w:hint="eastAsia"/>
+                <w:sz w:val="20"/>
+                <w:szCs w:val="20"/>
+              </w:rPr>
+            </w:pPr>
+            <w:r>
+              <w:rPr>
+                <w:rFonts w:hint="eastAsia"/>
+                <w:sz w:val="20"/>
+                <w:szCs w:val="20"/>
+              </w:rPr>
+              <w:t>Chenghao Yuan</w:t>
+            </w:r>
+          </w:p>
+        </w:tc>
+        <w:tc>
+          <w:tcPr>
+            <w:tcW w:w="2160" w:type="dxa"/>
+          </w:tcPr>
+          <w:p>
+            <w:pPr>
+              <w:rPr>
+                <w:rFonts w:hint="eastAsia"/>
+                <w:sz w:val="20"/>
+                <w:szCs w:val="20"/>
+              </w:rPr>
+            </w:pPr>
+            <w:r>
+              <w:rPr>
+                <w:rFonts w:hint="eastAsia"/>
+                <w:sz w:val="20"/>
+                <w:szCs w:val="20"/>
+              </w:rPr>
+              <w:t>Backend Developer&amp; Core Logic Lead</w:t>
+            </w:r>
+          </w:p>
+        </w:tc>
+        <w:tc>
+          <w:tcPr>
+            <w:tcW w:w="933" w:type="dxa"/>
+          </w:tcPr>
+          <w:p>
+            <w:pPr>
+              <w:rPr>
+                <w:rFonts w:hint="default"/>
+                <w:sz w:val="20"/>
+                <w:szCs w:val="20"/>
+                <w:lang w:val="en-US" w:eastAsia="zh-CN"/>
+              </w:rPr>
+            </w:pPr>
+            <w:r>
+              <w:rPr>
+                <w:rFonts w:hint="eastAsia"/>
+                <w:sz w:val="20"/>
+                <w:szCs w:val="20"/>
+                <w:lang w:val="en-US" w:eastAsia="zh-CN"/>
+              </w:rPr>
+              <w:t>S1,S6</w:t>
+            </w:r>
+          </w:p>
+        </w:tc>
+        <w:tc>
+          <w:tcPr>
+            <w:tcW w:w="1653" w:type="dxa"/>
+          </w:tcPr>
+          <w:p>
+            <w:pPr>
+              <w:rPr>
+                <w:rFonts w:hint="eastAsia"/>
+                <w:sz w:val="20"/>
+                <w:szCs w:val="20"/>
+                <w:lang w:val="en-US" w:eastAsia="zh-CN"/>
+              </w:rPr>
+            </w:pPr>
+            <w:r>
+              <w:rPr>
+                <w:rFonts w:hint="eastAsia"/>
+                <w:sz w:val="20"/>
+                <w:szCs w:val="20"/>
+                <w:lang w:val="en-US" w:eastAsia="zh-CN"/>
+              </w:rPr>
+              <w:t>Commit</w:t>
+            </w:r>
+          </w:p>
+          <w:p>
+            <w:pPr>
+              <w:rPr>
+                <w:rFonts w:hint="eastAsia"/>
+                <w:sz w:val="20"/>
+                <w:szCs w:val="20"/>
+              </w:rPr>
+            </w:pPr>
+            <w:r>
+              <w:rPr>
+                <w:rFonts w:hint="eastAsia"/>
+                <w:sz w:val="20"/>
+                <w:szCs w:val="20"/>
+              </w:rPr>
+              <w:fldChar w:fldCharType="begin"/>
+            </w:r>
+            <w:r>
+              <w:rPr>
+                <w:rFonts w:hint="eastAsia"/>
+                <w:sz w:val="20"/>
+                <w:szCs w:val="20"/>
+              </w:rPr>
+              <w:instrText xml:space="preserve"> HYPERLINK "https://github.com/BUS-25/spirt1-2/commit/af3b4bd12bc8bae66b512d84ca20e2d4c7904e36" </w:instrText>
+            </w:r>
+            <w:r>
+              <w:rPr>
+                <w:rFonts w:hint="eastAsia"/>
+                <w:sz w:val="20"/>
+                <w:szCs w:val="20"/>
+              </w:rPr>
+              <w:fldChar w:fldCharType="separate"/>
+            </w:r>
+            <w:r>
+              <w:rPr>
+                <w:rFonts w:hint="default"/>
+                <w:sz w:val="20"/>
+                <w:szCs w:val="20"/>
+              </w:rPr>
+              <w:t>af3b4bd</w:t>
+            </w:r>
+            <w:r>
+              <w:rPr>
+                <w:rFonts w:hint="default"/>
+                <w:sz w:val="20"/>
+                <w:szCs w:val="20"/>
+              </w:rPr>
+              <w:fldChar w:fldCharType="end"/>
+            </w:r>
+            <w:r>
+              <w:rPr>
+                <w:rFonts w:hint="eastAsia"/>
+                <w:sz w:val="20"/>
+                <w:szCs w:val="20"/>
+                <w:lang w:val="en-US" w:eastAsia="zh-CN"/>
+              </w:rPr>
+              <w:t>,</w:t>
+            </w:r>
+            <w:r>
+              <w:rPr>
+                <w:rFonts w:hint="eastAsia"/>
+                <w:sz w:val="20"/>
+                <w:szCs w:val="20"/>
+                <w:lang w:val="en-US" w:eastAsia="zh-CN"/>
+              </w:rPr>
+              <w:fldChar w:fldCharType="begin"/>
+            </w:r>
+            <w:r>
+              <w:rPr>
+                <w:rFonts w:hint="eastAsia"/>
+                <w:sz w:val="20"/>
+                <w:szCs w:val="20"/>
+                <w:lang w:val="en-US" w:eastAsia="zh-CN"/>
+              </w:rPr>
+              <w:instrText xml:space="preserve"> HYPERLINK "https://github.com/BUS-25/spirt1-2/commit/aaa8adbd5f489f2f33882d64f7522680de5661dc" </w:instrText>
+            </w:r>
+            <w:r>
+              <w:rPr>
+                <w:rFonts w:hint="eastAsia"/>
+                <w:sz w:val="20"/>
+                <w:szCs w:val="20"/>
+                <w:lang w:val="en-US" w:eastAsia="zh-CN"/>
+              </w:rPr>
+              <w:fldChar w:fldCharType="separate"/>
+            </w:r>
+            <w:r>
+              <w:rPr>
+                <w:rFonts w:hint="default"/>
+                <w:sz w:val="20"/>
+                <w:szCs w:val="20"/>
+                <w:lang w:val="en-US" w:eastAsia="zh-CN"/>
+              </w:rPr>
+              <w:br w:type="textWrapping"/>
+            </w:r>
+            <w:r>
+              <w:rPr>
+                <w:rFonts w:hint="eastAsia"/>
+                <w:sz w:val="20"/>
+                <w:szCs w:val="20"/>
+              </w:rPr>
+              <w:fldChar w:fldCharType="begin"/>
+            </w:r>
+            <w:r>
+              <w:rPr>
+                <w:rFonts w:hint="eastAsia"/>
+                <w:sz w:val="20"/>
+                <w:szCs w:val="20"/>
+              </w:rPr>
+              <w:instrText xml:space="preserve"> HYPERLINK "https://github.com/BUS-25/spirt1-2/commit/a4e1feac24d8b55d0e55f31588ac6371e583a8a7" </w:instrText>
+            </w:r>
+            <w:r>
+              <w:rPr>
+                <w:rFonts w:hint="eastAsia"/>
+                <w:sz w:val="20"/>
+                <w:szCs w:val="20"/>
+              </w:rPr>
+              <w:fldChar w:fldCharType="separate"/>
+            </w:r>
+            <w:r>
+              <w:rPr>
+                <w:rFonts w:hint="default"/>
+                <w:sz w:val="20"/>
+                <w:szCs w:val="20"/>
+              </w:rPr>
+              <w:t>a4e1fea</w:t>
+            </w:r>
+            <w:r>
+              <w:rPr>
+                <w:rFonts w:hint="default"/>
+                <w:sz w:val="20"/>
+                <w:szCs w:val="20"/>
+              </w:rPr>
+              <w:fldChar w:fldCharType="end"/>
+            </w:r>
+            <w:r>
+              <w:rPr>
+                <w:rFonts w:hint="default"/>
+                <w:sz w:val="20"/>
+                <w:szCs w:val="20"/>
+                <w:lang w:val="en-US" w:eastAsia="zh-CN"/>
+              </w:rPr>
+              <w:fldChar w:fldCharType="end"/>
+            </w:r>
+          </w:p>
+        </w:tc>
+        <w:tc>
+          <w:tcPr>
+            <w:tcW w:w="3281" w:type="dxa"/>
+          </w:tcPr>
+          <w:p>
+            <w:pPr>
+              <w:rPr>
+                <w:rFonts w:hint="eastAsia"/>
+                <w:sz w:val="20"/>
+                <w:szCs w:val="20"/>
+              </w:rPr>
+            </w:pPr>
+            <w:r>
+              <w:rPr>
+                <w:rFonts w:hint="eastAsia"/>
+                <w:sz w:val="20"/>
+                <w:szCs w:val="20"/>
+              </w:rPr>
+              <w:t>1. Optimise the real-time data synchronisation logic between the carer and elderly ends for the parts I developed; 2. Add an edit history log for medication information to enhance traceability of the permission module.</w:t>
+            </w:r>
+          </w:p>
+        </w:tc>
+      </w:tr>
+      <w:tr>
+        <w:tblPrEx>
+          <w:tblBorders>
+            <w:top w:val="single" w:color="auto" w:sz="4" w:space="0"/>
+            <w:left w:val="single" w:color="auto" w:sz="4" w:space="0"/>
+            <w:bottom w:val="single" w:color="auto" w:sz="4" w:space="0"/>
+            <w:right w:val="single" w:color="auto" w:sz="4" w:space="0"/>
+            <w:insideH w:val="single" w:color="auto" w:sz="4" w:space="0"/>
+            <w:insideV w:val="single" w:color="auto" w:sz="4" w:space="0"/>
+          </w:tblBorders>
+          <w:tblCellMar>
+            <w:top w:w="0" w:type="dxa"/>
+            <w:left w:w="108" w:type="dxa"/>
+            <w:bottom w:w="0" w:type="dxa"/>
+            <w:right w:w="108" w:type="dxa"/>
+          </w:tblCellMar>
+        </w:tblPrEx>
+        <w:tc>
+          <w:tcPr>
+            <w:tcW w:w="989" w:type="dxa"/>
+          </w:tcPr>
+          <w:p>
+            <w:pPr>
+              <w:rPr>
+                <w:rFonts w:hint="eastAsia"/>
+                <w:sz w:val="20"/>
+                <w:szCs w:val="20"/>
+              </w:rPr>
+            </w:pPr>
+            <w:r>
+              <w:rPr>
+                <w:rFonts w:hint="eastAsia"/>
+                <w:sz w:val="20"/>
+                <w:szCs w:val="20"/>
+              </w:rPr>
+              <w:t>Zhijie Guo</w:t>
+            </w:r>
+          </w:p>
+        </w:tc>
+        <w:tc>
+          <w:tcPr>
+            <w:tcW w:w="2160" w:type="dxa"/>
+          </w:tcPr>
+          <w:p>
+            <w:pPr>
+              <w:rPr>
+                <w:rFonts w:hint="eastAsia"/>
+                <w:sz w:val="20"/>
+                <w:szCs w:val="20"/>
+              </w:rPr>
+            </w:pPr>
+            <w:r>
+              <w:rPr>
+                <w:rFonts w:hint="eastAsia"/>
+                <w:sz w:val="20"/>
+                <w:szCs w:val="20"/>
+              </w:rPr>
+              <w:t xml:space="preserve">Backend Developer </w:t>
+            </w:r>
+          </w:p>
+        </w:tc>
+        <w:tc>
+          <w:tcPr>
+            <w:tcW w:w="933" w:type="dxa"/>
+          </w:tcPr>
+          <w:p>
+            <w:pPr>
+              <w:rPr>
+                <w:rFonts w:hint="default"/>
+                <w:sz w:val="20"/>
+                <w:szCs w:val="20"/>
+                <w:lang w:val="en-US" w:eastAsia="zh-CN"/>
+              </w:rPr>
+            </w:pPr>
+            <w:r>
+              <w:rPr>
+                <w:rFonts w:hint="eastAsia"/>
+                <w:sz w:val="20"/>
+                <w:szCs w:val="20"/>
+                <w:lang w:val="en-US" w:eastAsia="zh-CN"/>
+              </w:rPr>
+              <w:t>S2,S9</w:t>
+            </w:r>
+          </w:p>
+        </w:tc>
+        <w:tc>
+          <w:tcPr>
+            <w:tcW w:w="1653" w:type="dxa"/>
+          </w:tcPr>
+          <w:p>
+            <w:pPr>
+              <w:rPr>
+                <w:rFonts w:hint="eastAsia"/>
+                <w:sz w:val="20"/>
+                <w:szCs w:val="20"/>
+                <w:lang w:val="en-US" w:eastAsia="zh-CN"/>
+              </w:rPr>
+            </w:pPr>
+            <w:r>
+              <w:rPr>
+                <w:rFonts w:hint="eastAsia"/>
+                <w:sz w:val="20"/>
+                <w:szCs w:val="20"/>
+                <w:lang w:val="en-US" w:eastAsia="zh-CN"/>
+              </w:rPr>
+              <w:t>Commit</w:t>
+            </w:r>
+          </w:p>
+          <w:p>
+            <w:pPr>
+              <w:rPr>
+                <w:rFonts w:hint="eastAsia"/>
+                <w:sz w:val="20"/>
+                <w:szCs w:val="20"/>
+                <w:lang w:val="en-US" w:eastAsia="zh-CN"/>
+              </w:rPr>
+            </w:pPr>
+            <w:bookmarkStart w:id="0" w:name="_GoBack"/>
+            <w:bookmarkEnd w:id="0"/>
+            <w:r>
+              <w:rPr>
+                <w:rFonts w:hint="eastAsia"/>
+                <w:sz w:val="20"/>
+                <w:szCs w:val="20"/>
+              </w:rPr>
+              <w:t>3d6b348</w:t>
+            </w:r>
+            <w:r>
+              <w:rPr>
+                <w:rFonts w:hint="eastAsia"/>
+                <w:sz w:val="20"/>
+                <w:szCs w:val="20"/>
+                <w:lang w:val="en-US" w:eastAsia="zh-CN"/>
+              </w:rPr>
+              <w:fldChar w:fldCharType="begin"/>
+            </w:r>
+            <w:r>
+              <w:rPr>
+                <w:rFonts w:hint="eastAsia"/>
+                <w:sz w:val="20"/>
+                <w:szCs w:val="20"/>
+                <w:lang w:val="en-US" w:eastAsia="zh-CN"/>
+              </w:rPr>
+              <w:instrText xml:space="preserve"> HYPERLINK "https://github.com/BUS-25/spirt1-2/commit/aaa8adbd5f489f2f33882d64f7522680de5661dc" </w:instrText>
+            </w:r>
+            <w:r>
+              <w:rPr>
+                <w:rFonts w:hint="eastAsia"/>
+                <w:sz w:val="20"/>
+                <w:szCs w:val="20"/>
+                <w:lang w:val="en-US" w:eastAsia="zh-CN"/>
+              </w:rPr>
+              <w:fldChar w:fldCharType="separate"/>
+            </w:r>
+            <w:r>
+              <w:rPr>
+                <w:rFonts w:hint="eastAsia"/>
+                <w:sz w:val="20"/>
+                <w:szCs w:val="20"/>
+                <w:lang w:val="en-US" w:eastAsia="zh-CN"/>
+              </w:rPr>
+              <w:t>,</w:t>
+            </w:r>
+          </w:p>
+          <w:p>
+            <w:pPr>
+              <w:rPr>
+                <w:rFonts w:hint="eastAsia"/>
+                <w:sz w:val="20"/>
+                <w:szCs w:val="20"/>
+              </w:rPr>
+            </w:pPr>
+            <w:r>
+              <w:rPr>
+                <w:rFonts w:hint="eastAsia"/>
+                <w:sz w:val="20"/>
+                <w:szCs w:val="20"/>
+              </w:rPr>
+              <w:t>3a1cea7</w:t>
+            </w:r>
+            <w:r>
+              <w:rPr>
+                <w:rFonts w:hint="default"/>
+                <w:sz w:val="20"/>
+                <w:szCs w:val="20"/>
+                <w:lang w:val="en-US" w:eastAsia="zh-CN"/>
+              </w:rPr>
+              <w:fldChar w:fldCharType="end"/>
+            </w:r>
+          </w:p>
+        </w:tc>
+        <w:tc>
+          <w:tcPr>
+            <w:tcW w:w="3281" w:type="dxa"/>
+          </w:tcPr>
+          <w:p>
+            <w:pPr>
+              <w:rPr>
+                <w:rFonts w:hint="eastAsia"/>
+                <w:sz w:val="20"/>
+                <w:szCs w:val="20"/>
+                <w:lang w:val="en-US" w:eastAsia="zh-CN"/>
+              </w:rPr>
+            </w:pPr>
+            <w:r>
+              <w:rPr>
+                <w:rFonts w:hint="eastAsia"/>
+                <w:sz w:val="20"/>
+                <w:szCs w:val="20"/>
+              </w:rPr>
+              <w:t>1. Add customisable reminder repeat rules and multi-time slot settings for medication/activity reminders; 2. Optimise the emergency alert system to add SMS/email backup notifications besides in-app alerts</w:t>
+            </w:r>
+            <w:r>
+              <w:rPr>
+                <w:rFonts w:hint="eastAsia"/>
+                <w:sz w:val="20"/>
+                <w:szCs w:val="20"/>
+                <w:lang w:val="en-US" w:eastAsia="zh-CN"/>
+              </w:rPr>
+              <w:t>.</w:t>
+            </w:r>
           </w:p>
         </w:tc>
       </w:tr>
@@ -9687,7 +11421,7 @@
     <w:tbl>
       <w:tblPr>
         <w:tblStyle w:val="16"/>
-        <w:tblW w:w="9072" w:type="dxa"/>
+        <w:tblW w:w="9402" w:type="dxa"/>
         <w:tblInd w:w="0" w:type="dxa"/>
         <w:tblBorders>
           <w:top w:val="single" w:color="auto" w:sz="4" w:space="0"/>
@@ -9706,12 +11440,12 @@
         </w:tblCellMar>
       </w:tblPr>
       <w:tblGrid>
-        <w:gridCol w:w="1088"/>
-        <w:gridCol w:w="1500"/>
-        <w:gridCol w:w="1368"/>
-        <w:gridCol w:w="672"/>
-        <w:gridCol w:w="3096"/>
-        <w:gridCol w:w="1348"/>
+        <w:gridCol w:w="669"/>
+        <w:gridCol w:w="1613"/>
+        <w:gridCol w:w="1147"/>
+        <w:gridCol w:w="880"/>
+        <w:gridCol w:w="3653"/>
+        <w:gridCol w:w="1440"/>
       </w:tblGrid>
       <w:tr>
         <w:tblPrEx>
@@ -9723,13 +11457,19 @@
             <w:insideH w:val="single" w:color="auto" w:sz="4" w:space="0"/>
             <w:insideV w:val="single" w:color="auto" w:sz="4" w:space="0"/>
           </w:tblBorders>
+          <w:tblCellMar>
+            <w:top w:w="0" w:type="dxa"/>
+            <w:left w:w="108" w:type="dxa"/>
+            <w:bottom w:w="0" w:type="dxa"/>
+            <w:right w:w="108" w:type="dxa"/>
+          </w:tblCellMar>
         </w:tblPrEx>
         <w:trPr>
           <w:trHeight w:val="274" w:hRule="atLeast"/>
         </w:trPr>
         <w:tc>
           <w:tcPr>
-            <w:tcW w:w="9072" w:type="dxa"/>
+            <w:tcW w:w="9402" w:type="dxa"/>
             <w:gridSpan w:val="6"/>
           </w:tcPr>
           <w:p>
@@ -9767,7 +11507,7 @@
         </w:trPr>
         <w:tc>
           <w:tcPr>
-            <w:tcW w:w="1088" w:type="dxa"/>
+            <w:tcW w:w="669" w:type="dxa"/>
           </w:tcPr>
           <w:p>
             <w:pPr>
@@ -9792,7 +11532,7 @@
         </w:tc>
         <w:tc>
           <w:tcPr>
-            <w:tcW w:w="1500" w:type="dxa"/>
+            <w:tcW w:w="1613" w:type="dxa"/>
           </w:tcPr>
           <w:p>
             <w:pPr>
@@ -9817,7 +11557,7 @@
         </w:tc>
         <w:tc>
           <w:tcPr>
-            <w:tcW w:w="1368" w:type="dxa"/>
+            <w:tcW w:w="1147" w:type="dxa"/>
           </w:tcPr>
           <w:p>
             <w:pPr>
@@ -9842,7 +11582,7 @@
         </w:tc>
         <w:tc>
           <w:tcPr>
-            <w:tcW w:w="672" w:type="dxa"/>
+            <w:tcW w:w="880" w:type="dxa"/>
           </w:tcPr>
           <w:p>
             <w:pPr>
@@ -9867,7 +11607,7 @@
         </w:tc>
         <w:tc>
           <w:tcPr>
-            <w:tcW w:w="3096" w:type="dxa"/>
+            <w:tcW w:w="3653" w:type="dxa"/>
           </w:tcPr>
           <w:p>
             <w:pPr>
@@ -9892,7 +11632,7 @@
         </w:tc>
         <w:tc>
           <w:tcPr>
-            <w:tcW w:w="1348" w:type="dxa"/>
+            <w:tcW w:w="1440" w:type="dxa"/>
           </w:tcPr>
           <w:p>
             <w:pPr>
@@ -9938,7 +11678,7 @@
         </w:trPr>
         <w:tc>
           <w:tcPr>
-            <w:tcW w:w="1088" w:type="dxa"/>
+            <w:tcW w:w="669" w:type="dxa"/>
             <w:vAlign w:val="top"/>
           </w:tcPr>
           <w:p>
@@ -9972,7 +11712,7 @@
         </w:tc>
         <w:tc>
           <w:tcPr>
-            <w:tcW w:w="1500" w:type="dxa"/>
+            <w:tcW w:w="1613" w:type="dxa"/>
             <w:vAlign w:val="top"/>
           </w:tcPr>
           <w:p>
@@ -10083,7 +11823,7 @@
         </w:tc>
         <w:tc>
           <w:tcPr>
-            <w:tcW w:w="1368" w:type="dxa"/>
+            <w:tcW w:w="1147" w:type="dxa"/>
             <w:vAlign w:val="top"/>
           </w:tcPr>
           <w:p>
@@ -10120,7 +11860,7 @@
         </w:tc>
         <w:tc>
           <w:tcPr>
-            <w:tcW w:w="672" w:type="dxa"/>
+            <w:tcW w:w="880" w:type="dxa"/>
             <w:vAlign w:val="top"/>
           </w:tcPr>
           <w:p>
@@ -10153,7 +11893,7 @@
         </w:tc>
         <w:tc>
           <w:tcPr>
-            <w:tcW w:w="3096" w:type="dxa"/>
+            <w:tcW w:w="3653" w:type="dxa"/>
             <w:vAlign w:val="top"/>
           </w:tcPr>
           <w:p>
@@ -10263,7 +12003,7 @@
         </w:tc>
         <w:tc>
           <w:tcPr>
-            <w:tcW w:w="1348" w:type="dxa"/>
+            <w:tcW w:w="1440" w:type="dxa"/>
             <w:vAlign w:val="top"/>
           </w:tcPr>
           <w:p>
@@ -10359,7 +12099,7 @@
         </w:trPr>
         <w:tc>
           <w:tcPr>
-            <w:tcW w:w="1088" w:type="dxa"/>
+            <w:tcW w:w="669" w:type="dxa"/>
           </w:tcPr>
           <w:p>
             <w:pPr>
@@ -10383,7 +12123,7 @@
         </w:tc>
         <w:tc>
           <w:tcPr>
-            <w:tcW w:w="1500" w:type="dxa"/>
+            <w:tcW w:w="1613" w:type="dxa"/>
           </w:tcPr>
           <w:p>
             <w:pPr>
@@ -10491,7 +12231,7 @@
         </w:tc>
         <w:tc>
           <w:tcPr>
-            <w:tcW w:w="1368" w:type="dxa"/>
+            <w:tcW w:w="1147" w:type="dxa"/>
           </w:tcPr>
           <w:p>
             <w:pPr>
@@ -10525,7 +12265,7 @@
         </w:tc>
         <w:tc>
           <w:tcPr>
-            <w:tcW w:w="672" w:type="dxa"/>
+            <w:tcW w:w="880" w:type="dxa"/>
           </w:tcPr>
           <w:p>
             <w:pPr>
@@ -10547,7 +12287,7 @@
         </w:tc>
         <w:tc>
           <w:tcPr>
-            <w:tcW w:w="3096" w:type="dxa"/>
+            <w:tcW w:w="3653" w:type="dxa"/>
           </w:tcPr>
           <w:p>
             <w:pPr>
@@ -10611,7 +12351,7 @@
         </w:tc>
         <w:tc>
           <w:tcPr>
-            <w:tcW w:w="1348" w:type="dxa"/>
+            <w:tcW w:w="1440" w:type="dxa"/>
           </w:tcPr>
           <w:p>
             <w:pPr>
@@ -10673,7 +12413,7 @@
         </w:trPr>
         <w:tc>
           <w:tcPr>
-            <w:tcW w:w="1088" w:type="dxa"/>
+            <w:tcW w:w="669" w:type="dxa"/>
           </w:tcPr>
           <w:p>
             <w:pPr>
@@ -10697,7 +12437,7 @@
         </w:tc>
         <w:tc>
           <w:tcPr>
-            <w:tcW w:w="1500" w:type="dxa"/>
+            <w:tcW w:w="1613" w:type="dxa"/>
           </w:tcPr>
           <w:p>
             <w:pPr>
@@ -10805,7 +12545,7 @@
         </w:tc>
         <w:tc>
           <w:tcPr>
-            <w:tcW w:w="1368" w:type="dxa"/>
+            <w:tcW w:w="1147" w:type="dxa"/>
           </w:tcPr>
           <w:p>
             <w:pPr>
@@ -10829,7 +12569,7 @@
         </w:tc>
         <w:tc>
           <w:tcPr>
-            <w:tcW w:w="672" w:type="dxa"/>
+            <w:tcW w:w="880" w:type="dxa"/>
           </w:tcPr>
           <w:p>
             <w:pPr>
@@ -10853,7 +12593,7 @@
         </w:tc>
         <w:tc>
           <w:tcPr>
-            <w:tcW w:w="3096" w:type="dxa"/>
+            <w:tcW w:w="3653" w:type="dxa"/>
           </w:tcPr>
           <w:p>
             <w:pPr>
@@ -10892,7 +12632,7 @@
         </w:tc>
         <w:tc>
           <w:tcPr>
-            <w:tcW w:w="1348" w:type="dxa"/>
+            <w:tcW w:w="1440" w:type="dxa"/>
           </w:tcPr>
           <w:p>
             <w:pPr>
@@ -15882,7 +17622,7 @@
     <w:lsdException w:uiPriority="99" w:name="Body Text Indent 2"/>
     <w:lsdException w:uiPriority="99" w:name="Body Text Indent 3"/>
     <w:lsdException w:uiPriority="99" w:name="Block Text"/>
-    <w:lsdException w:uiPriority="99" w:name="Hyperlink"/>
+    <w:lsdException w:qFormat="1" w:uiPriority="99" w:name="Hyperlink"/>
     <w:lsdException w:uiPriority="99" w:name="FollowedHyperlink"/>
     <w:lsdException w:qFormat="1" w:unhideWhenUsed="0" w:uiPriority="22" w:semiHidden="0" w:name="Strong"/>
     <w:lsdException w:qFormat="1" w:unhideWhenUsed="0" w:uiPriority="20" w:semiHidden="0" w:name="Emphasis"/>
@@ -16418,6 +18158,7 @@
     <w:basedOn w:val="17"/>
     <w:semiHidden/>
     <w:unhideWhenUsed/>
+    <w:qFormat/>
     <w:uiPriority w:val="99"/>
     <w:rPr>
       <w:color w:val="0000FF"/>
@@ -17033,6 +18774,21 @@
 </file>
 
 <file path=customXml/item1.xml><?xml version="1.0" encoding="utf-8"?>
+<?mso-contentType ?>
+<FormTemplates xmlns="http://schemas.microsoft.com/sharepoint/v3/contenttype/forms">
+  <Display>DocumentLibraryForm</Display>
+  <Edit>DocumentLibraryForm</Edit>
+  <New>DocumentLibraryForm</New>
+</FormTemplates>
+</file>
+
+<file path=customXml/item2.xml><?xml version="1.0" encoding="utf-8"?>
+<p:properties xmlns:pc="http://schemas.microsoft.com/office/infopath/2007/PartnerControls" xmlns:p="http://schemas.microsoft.com/office/2006/metadata/properties" xmlns:xsi="http://www.w3.org/2001/XMLSchema-instance">
+  <documentManagement/>
+</p:properties>
+</file>
+
+<file path=customXml/item3.xml><?xml version="1.0" encoding="utf-8"?>
 <ct:contentTypeSchema xmlns:ct="http://schemas.microsoft.com/office/2006/metadata/contentType" xmlns:ma="http://schemas.microsoft.com/office/2006/metadata/properties/metaAttributes" ma:versionID="3056291a2c529af0af248d2a835a713b" ma:contentTypeScope="" ma:contentTypeDescription="Create a new document." ma:contentTypeID="0x01010066D9DA37818F424BA4AF58215B352540" ct:_="" ma:contentTypeVersion="3" ma:_="" ma:contentTypeName="Document">
   <xsd:schema xmlns:ns2="cb93ff13-44d8-45b5-966f-9f15cde38259" xmlns:p="http://schemas.microsoft.com/office/2006/metadata/properties" xmlns:xsd="http://www.w3.org/2001/XMLSchema" xmlns:xs="http://www.w3.org/2001/XMLSchema" ma:fieldsID="951269f0a4b96afdec2b859374ed766a" ns2:_="" targetNamespace="http://schemas.microsoft.com/office/2006/metadata/properties" ma:root="true">
     <xsd:import namespace="cb93ff13-44d8-45b5-966f-9f15cde38259"/>
@@ -17170,23 +18926,8 @@
 </ct:contentTypeSchema>
 </file>
 
-<file path=customXml/item2.xml><?xml version="1.0" encoding="utf-8"?>
-<p:properties xmlns:pc="http://schemas.microsoft.com/office/infopath/2007/PartnerControls" xmlns:p="http://schemas.microsoft.com/office/2006/metadata/properties" xmlns:xsi="http://www.w3.org/2001/XMLSchema-instance">
-  <documentManagement/>
-</p:properties>
-</file>
-
-<file path=customXml/item3.xml><?xml version="1.0" encoding="utf-8"?>
-<?mso-contentType ?>
-<FormTemplates xmlns="http://schemas.microsoft.com/sharepoint/v3/contenttype/forms">
-  <Display>DocumentLibraryForm</Display>
-  <Edit>DocumentLibraryForm</Edit>
-  <New>DocumentLibraryForm</New>
-</FormTemplates>
-</file>
-
 <file path=customXml/itemProps1.xml><?xml version="1.0" encoding="utf-8"?>
-<ds:datastoreItem xmlns:ds="http://schemas.openxmlformats.org/officeDocument/2006/customXml" ds:itemID="{6CEBE265-558D-42EA-A910-68ACA22FC0AF}">
+<ds:datastoreItem xmlns:ds="http://schemas.openxmlformats.org/officeDocument/2006/customXml" ds:itemID="{0E48CB17-79E4-4750-994B-DE49552FEC4E}">
   <ds:schemaRefs/>
 </ds:datastoreItem>
 </file>
@@ -17198,7 +18939,7 @@
 </file>
 
 <file path=customXml/itemProps3.xml><?xml version="1.0" encoding="utf-8"?>
-<ds:datastoreItem xmlns:ds="http://schemas.openxmlformats.org/officeDocument/2006/customXml" ds:itemID="{0E48CB17-79E4-4750-994B-DE49552FEC4E}">
+<ds:datastoreItem xmlns:ds="http://schemas.openxmlformats.org/officeDocument/2006/customXml" ds:itemID="{6CEBE265-558D-42EA-A910-68ACA22FC0AF}">
   <ds:schemaRefs/>
 </ds:datastoreItem>
 </file>